--- a/KE_HOACH_DU_AN.docx
+++ b/KE_HOACH_DU_AN.docx
@@ -1,14 +1,11 @@
 
 <file path=word/document.xml><?xml version="1.0" encoding="utf-8"?>
-<w:document xmlns:wpc="http://schemas.microsoft.com/office/word/2010/wordprocessingCanvas" xmlns:cx="http://schemas.microsoft.com/office/drawing/2014/chartex" xmlns:cx1="http://schemas.microsoft.com/office/drawing/2015/9/8/chartex" xmlns:cx2="http://schemas.microsoft.com/office/drawing/2015/10/21/chartex" xmlns:cx3="http://schemas.microsoft.com/office/drawing/2016/5/9/chartex" xmlns:cx4="http://schemas.microsoft.com/office/drawing/2016/5/10/chartex" xmlns:cx5="http://schemas.microsoft.com/office/drawing/2016/5/11/chartex" xmlns:cx6="http://schemas.microsoft.com/office/drawing/2016/5/12/chartex" xmlns:cx7="http://schemas.microsoft.com/office/drawing/2016/5/13/chartex" xmlns:cx8="http://schemas.microsoft.com/office/drawing/2016/5/14/chartex" xmlns:mc="http://schemas.openxmlformats.org/markup-compatibility/2006" xmlns:aink="http://schemas.microsoft.com/office/drawing/2016/ink" xmlns:am3d="http://schemas.microsoft.com/office/drawing/2017/model3d" xmlns:o="urn:schemas-microsoft-com:office:office" xmlns:oel="http://schemas.microsoft.com/office/2019/extlst" xmlns:r="http://schemas.openxmlformats.org/officeDocument/2006/relationships" xmlns:m="http://schemas.openxmlformats.org/officeDocument/2006/math" xmlns:v="urn:schemas-microsoft-com:vml" xmlns:wp14="http://schemas.microsoft.com/office/word/2010/wordprocessingDrawing" xmlns:wp="http://schemas.openxmlformats.org/drawingml/2006/wordprocessingDrawing" xmlns:w10="urn:schemas-microsoft-com:office:word" xmlns:w="http://schemas.openxmlformats.org/wordprocessingml/2006/main" xmlns:w14="http://schemas.microsoft.com/office/word/2010/wordml" xmlns:w15="http://schemas.microsoft.com/office/word/2012/wordml" xmlns:w16cex="http://schemas.microsoft.com/office/word/2018/wordml/cex" xmlns:w16cid="http://schemas.microsoft.com/office/word/2016/wordml/cid" xmlns:w16="http://schemas.microsoft.com/office/word/2018/wordml" xmlns:w16du="http://schemas.microsoft.com/office/word/2023/wordml/word16du" xmlns:w16sdtdh="http://schemas.microsoft.com/office/word/2020/wordml/sdtdatahash" xmlns:w16sdtfl="http://schemas.microsoft.com/office/word/2024/wordml/sdtformatlock" xmlns:w16se="http://schemas.microsoft.com/office/word/2015/wordml/symex" xmlns:wpg="http://schemas.microsoft.com/office/word/2010/wordprocessingGroup" xmlns:wpi="http://schemas.microsoft.com/office/word/2010/wordprocessingInk" xmlns:wne="http://schemas.microsoft.com/office/word/2006/wordml" xmlns:wps="http://schemas.microsoft.com/office/word/2010/wordprocessingShape" mc:Ignorable="w14 w15 w16se w16cid w16 w16cex w16sdtdh w16sdtfl w16du wp14">
+<w:document xmlns:wpc="http://schemas.microsoft.com/office/word/2010/wordprocessingCanvas" xmlns:cx="http://schemas.microsoft.com/office/drawing/2014/chartex" xmlns:cx1="http://schemas.microsoft.com/office/drawing/2015/9/8/chartex" xmlns:cx2="http://schemas.microsoft.com/office/drawing/2015/10/21/chartex" xmlns:cx3="http://schemas.microsoft.com/office/drawing/2016/5/9/chartex" xmlns:cx4="http://schemas.microsoft.com/office/drawing/2016/5/10/chartex" xmlns:cx5="http://schemas.microsoft.com/office/drawing/2016/5/11/chartex" xmlns:cx6="http://schemas.microsoft.com/office/drawing/2016/5/12/chartex" xmlns:cx7="http://schemas.microsoft.com/office/drawing/2016/5/13/chartex" xmlns:cx8="http://schemas.microsoft.com/office/drawing/2016/5/14/chartex" xmlns:mc="http://schemas.openxmlformats.org/markup-compatibility/2006" xmlns:aink="http://schemas.microsoft.com/office/drawing/2016/ink" xmlns:am3d="http://schemas.microsoft.com/office/drawing/2017/model3d" xmlns:o="urn:schemas-microsoft-com:office:office" xmlns:oel="http://schemas.microsoft.com/office/2019/extlst" xmlns:r="http://schemas.openxmlformats.org/officeDocument/2006/relationships" xmlns:m="http://schemas.openxmlformats.org/officeDocument/2006/math" xmlns:v="urn:schemas-microsoft-com:vml" xmlns:wp14="http://schemas.microsoft.com/office/word/2010/wordprocessingDrawing" xmlns:wp="http://schemas.openxmlformats.org/drawingml/2006/wordprocessingDrawing" xmlns:w10="urn:schemas-microsoft-com:office:word" xmlns:w="http://schemas.openxmlformats.org/wordprocessingml/2006/main" xmlns:w14="http://schemas.microsoft.com/office/word/2010/wordml" xmlns:w15="http://schemas.microsoft.com/office/word/2012/wordml" xmlns:w16cei="http://schemas.microsoft.com/office/word/2026/wordml/cei" xmlns:w16cex="http://schemas.microsoft.com/office/word/2018/wordml/cex" xmlns:w16cid="http://schemas.microsoft.com/office/word/2016/wordml/cid" xmlns:w16="http://schemas.microsoft.com/office/word/2018/wordml" xmlns:w16du="http://schemas.microsoft.com/office/word/2023/wordml/word16du" xmlns:w16sdtdh="http://schemas.microsoft.com/office/word/2020/wordml/sdtdatahash" xmlns:w16sdtfl="http://schemas.microsoft.com/office/word/2024/wordml/sdtformatlock" xmlns:w16se="http://schemas.microsoft.com/office/word/2015/wordml/symex" xmlns:wpg="http://schemas.microsoft.com/office/word/2010/wordprocessingGroup" xmlns:wpi="http://schemas.microsoft.com/office/word/2010/wordprocessingInk" xmlns:wne="http://schemas.microsoft.com/office/word/2006/wordml" xmlns:wps="http://schemas.microsoft.com/office/word/2010/wordprocessingShape" mc:Ignorable="w14 w15 w16se w16cid w16 w16cex w16sdtdh w16sdtfl w16du wp14">
   <w:body>
     <w:p>
       <w:pPr>
         <w:spacing w:after="80"/>
         <w:jc w:val="center"/>
-        <w:rPr>
-          <w:rFonts w:hint="eastAsia"/>
-        </w:rPr>
       </w:pPr>
       <w:r>
         <w:rPr>
@@ -23,9 +20,6 @@
       <w:pPr>
         <w:spacing w:before="40" w:after="160"/>
         <w:jc w:val="center"/>
-        <w:rPr>
-          <w:rFonts w:hint="eastAsia"/>
-        </w:rPr>
       </w:pPr>
       <w:r>
         <w:rPr>
@@ -47,9 +41,6 @@
       <w:pPr>
         <w:spacing w:after="360"/>
         <w:jc w:val="center"/>
-        <w:rPr>
-          <w:rFonts w:hint="eastAsia"/>
-        </w:rPr>
       </w:pPr>
       <w:r>
         <w:rPr>
@@ -96,9 +87,6 @@
           <w:p>
             <w:pPr>
               <w:jc w:val="center"/>
-              <w:rPr>
-                <w:rFonts w:hint="eastAsia"/>
-              </w:rPr>
             </w:pPr>
             <w:r>
               <w:rPr>
@@ -118,9 +106,6 @@
           <w:p>
             <w:pPr>
               <w:jc w:val="center"/>
-              <w:rPr>
-                <w:rFonts w:hint="eastAsia"/>
-              </w:rPr>
             </w:pPr>
             <w:r>
               <w:rPr>
@@ -140,9 +125,6 @@
           <w:p>
             <w:pPr>
               <w:jc w:val="center"/>
-              <w:rPr>
-                <w:rFonts w:hint="eastAsia"/>
-              </w:rPr>
             </w:pPr>
             <w:r>
               <w:rPr>
@@ -165,11 +147,6 @@
             <w:shd w:val="clear" w:color="auto" w:fill="F1F5F9"/>
           </w:tcPr>
           <w:p>
-            <w:pPr>
-              <w:rPr>
-                <w:rFonts w:hint="eastAsia"/>
-              </w:rPr>
-            </w:pPr>
             <w:r>
               <w:rPr>
                 <w:b/>
@@ -185,11 +162,6 @@
             <w:shd w:val="clear" w:color="auto" w:fill="F1F5F9"/>
           </w:tcPr>
           <w:p>
-            <w:pPr>
-              <w:rPr>
-                <w:rFonts w:hint="eastAsia"/>
-              </w:rPr>
-            </w:pPr>
             <w:r>
               <w:rPr>
                 <w:sz w:val="19"/>
@@ -211,11 +183,6 @@
             <w:shd w:val="clear" w:color="auto" w:fill="F1F5F9"/>
           </w:tcPr>
           <w:p>
-            <w:pPr>
-              <w:rPr>
-                <w:rFonts w:hint="eastAsia"/>
-              </w:rPr>
-            </w:pPr>
             <w:r>
               <w:rPr>
                 <w:sz w:val="19"/>
@@ -241,11 +208,6 @@
             <w:shd w:val="clear" w:color="auto" w:fill="FFFFFF"/>
           </w:tcPr>
           <w:p>
-            <w:pPr>
-              <w:rPr>
-                <w:rFonts w:hint="eastAsia"/>
-              </w:rPr>
-            </w:pPr>
             <w:r>
               <w:rPr>
                 <w:b/>
@@ -261,11 +223,6 @@
             <w:shd w:val="clear" w:color="auto" w:fill="FFFFFF"/>
           </w:tcPr>
           <w:p>
-            <w:pPr>
-              <w:rPr>
-                <w:rFonts w:hint="eastAsia"/>
-              </w:rPr>
-            </w:pPr>
             <w:r>
               <w:rPr>
                 <w:sz w:val="19"/>
@@ -287,11 +244,6 @@
             <w:shd w:val="clear" w:color="auto" w:fill="FFFFFF"/>
           </w:tcPr>
           <w:p>
-            <w:pPr>
-              <w:rPr>
-                <w:rFonts w:hint="eastAsia"/>
-              </w:rPr>
-            </w:pPr>
             <w:r>
               <w:rPr>
                 <w:sz w:val="19"/>
@@ -317,11 +269,6 @@
             <w:shd w:val="clear" w:color="auto" w:fill="F1F5F9"/>
           </w:tcPr>
           <w:p>
-            <w:pPr>
-              <w:rPr>
-                <w:rFonts w:hint="eastAsia"/>
-              </w:rPr>
-            </w:pPr>
             <w:r>
               <w:rPr>
                 <w:b/>
@@ -337,11 +284,6 @@
             <w:shd w:val="clear" w:color="auto" w:fill="F1F5F9"/>
           </w:tcPr>
           <w:p>
-            <w:pPr>
-              <w:rPr>
-                <w:rFonts w:hint="eastAsia"/>
-              </w:rPr>
-            </w:pPr>
             <w:r>
               <w:rPr>
                 <w:sz w:val="19"/>
@@ -363,11 +305,6 @@
             <w:shd w:val="clear" w:color="auto" w:fill="F1F5F9"/>
           </w:tcPr>
           <w:p>
-            <w:pPr>
-              <w:rPr>
-                <w:rFonts w:hint="eastAsia"/>
-              </w:rPr>
-            </w:pPr>
             <w:r>
               <w:rPr>
                 <w:sz w:val="19"/>
@@ -384,13 +321,7 @@
         </w:tc>
       </w:tr>
     </w:tbl>
-    <w:p>
-      <w:pPr>
-        <w:rPr>
-          <w:rFonts w:hint="eastAsia"/>
-        </w:rPr>
-      </w:pPr>
-    </w:p>
+    <w:p/>
     <w:p>
       <w:pPr>
         <w:pStyle w:val="Heading1"/>
@@ -407,9 +338,6 @@
       <w:pPr>
         <w:pStyle w:val="ListBullet"/>
         <w:spacing w:after="80"/>
-        <w:rPr>
-          <w:rFonts w:hint="eastAsia"/>
-        </w:rPr>
       </w:pPr>
       <w:r>
         <w:t>🔴 Nguyên tắc bắt buộc: Kế hoạch ghi cái gì phải làm đúng cái đó – Nhóm trưởng trực tiếp kiểm tra và rà soát từng dòng code trước khi bàn giao/merge.</w:t>
@@ -419,9 +347,6 @@
       <w:pPr>
         <w:pStyle w:val="ListBullet"/>
         <w:spacing w:after="80"/>
-        <w:rPr>
-          <w:rFonts w:hint="eastAsia"/>
-        </w:rPr>
       </w:pPr>
       <w:r>
         <w:t>🌿 Quy trình Git chuẩn: Không commit trực tiếp vào main. Mỗi thành viên lập trình trên nhánh riêng (feature), hoàn thành thì tạo Pull Request (PR) để nhóm trưởng duyệt.</w:t>
@@ -431,21 +356,12 @@
       <w:pPr>
         <w:pStyle w:val="ListBullet"/>
         <w:spacing w:after="80"/>
-        <w:rPr>
-          <w:rFonts w:hint="eastAsia"/>
-        </w:rPr>
       </w:pPr>
       <w:r>
         <w:t>📱 Responsive toàn diện: Giao diện hiển thị hoàn hảo trên Desktop (1200px+), Tablet (768px) và Mobile (375-480px).</w:t>
       </w:r>
     </w:p>
-    <w:p>
-      <w:pPr>
-        <w:rPr>
-          <w:rFonts w:hint="eastAsia"/>
-        </w:rPr>
-      </w:pPr>
-    </w:p>
+    <w:p/>
     <w:p>
       <w:pPr>
         <w:pStyle w:val="Heading1"/>
@@ -462,6 +378,14 @@
       <w:tblPr>
         <w:tblW w:w="0" w:type="auto"/>
         <w:jc w:val="center"/>
+        <w:tblBorders>
+          <w:top w:val="single" w:sz="4" w:space="0" w:color="auto"/>
+          <w:left w:val="single" w:sz="4" w:space="0" w:color="auto"/>
+          <w:bottom w:val="single" w:sz="4" w:space="0" w:color="auto"/>
+          <w:right w:val="single" w:sz="4" w:space="0" w:color="auto"/>
+          <w:insideH w:val="single" w:sz="4" w:space="0" w:color="auto"/>
+          <w:insideV w:val="single" w:sz="4" w:space="0" w:color="auto"/>
+        </w:tblBorders>
         <w:tblLayout w:type="fixed"/>
         <w:tblLook w:val="04A0" w:firstRow="1" w:lastRow="0" w:firstColumn="1" w:lastColumn="0" w:noHBand="0" w:noVBand="1"/>
       </w:tblPr>
@@ -484,9 +408,6 @@
           <w:p>
             <w:pPr>
               <w:jc w:val="center"/>
-              <w:rPr>
-                <w:rFonts w:hint="eastAsia"/>
-              </w:rPr>
             </w:pPr>
             <w:r>
               <w:rPr>
@@ -506,9 +427,6 @@
           <w:p>
             <w:pPr>
               <w:jc w:val="center"/>
-              <w:rPr>
-                <w:rFonts w:hint="eastAsia"/>
-              </w:rPr>
             </w:pPr>
             <w:r>
               <w:rPr>
@@ -528,9 +446,6 @@
           <w:p>
             <w:pPr>
               <w:jc w:val="center"/>
-              <w:rPr>
-                <w:rFonts w:hint="eastAsia"/>
-              </w:rPr>
             </w:pPr>
             <w:r>
               <w:rPr>
@@ -550,9 +465,6 @@
           <w:p>
             <w:pPr>
               <w:jc w:val="center"/>
-              <w:rPr>
-                <w:rFonts w:hint="eastAsia"/>
-              </w:rPr>
             </w:pPr>
             <w:r>
               <w:rPr>
@@ -572,9 +484,6 @@
           <w:p>
             <w:pPr>
               <w:jc w:val="center"/>
-              <w:rPr>
-                <w:rFonts w:hint="eastAsia"/>
-              </w:rPr>
             </w:pPr>
             <w:r>
               <w:rPr>
@@ -599,9 +508,6 @@
           <w:p>
             <w:pPr>
               <w:jc w:val="center"/>
-              <w:rPr>
-                <w:rFonts w:hint="eastAsia"/>
-              </w:rPr>
             </w:pPr>
             <w:r>
               <w:rPr>
@@ -617,11 +523,6 @@
             <w:shd w:val="clear" w:color="auto" w:fill="F8FAFC"/>
           </w:tcPr>
           <w:p>
-            <w:pPr>
-              <w:rPr>
-                <w:rFonts w:hint="eastAsia"/>
-              </w:rPr>
-            </w:pPr>
             <w:r>
               <w:rPr>
                 <w:sz w:val="17"/>
@@ -636,11 +537,6 @@
             <w:shd w:val="clear" w:color="auto" w:fill="F8FAFC"/>
           </w:tcPr>
           <w:p>
-            <w:pPr>
-              <w:rPr>
-                <w:rFonts w:hint="eastAsia"/>
-              </w:rPr>
-            </w:pPr>
             <w:r>
               <w:rPr>
                 <w:sz w:val="17"/>
@@ -655,11 +551,6 @@
             <w:shd w:val="clear" w:color="auto" w:fill="F8FAFC"/>
           </w:tcPr>
           <w:p>
-            <w:pPr>
-              <w:rPr>
-                <w:rFonts w:hint="eastAsia"/>
-              </w:rPr>
-            </w:pPr>
             <w:r>
               <w:rPr>
                 <w:sz w:val="17"/>
@@ -676,9 +567,6 @@
           <w:p>
             <w:pPr>
               <w:jc w:val="center"/>
-              <w:rPr>
-                <w:rFonts w:hint="eastAsia"/>
-              </w:rPr>
             </w:pPr>
             <w:r>
               <w:rPr>
@@ -703,9 +591,6 @@
           <w:p>
             <w:pPr>
               <w:jc w:val="center"/>
-              <w:rPr>
-                <w:rFonts w:hint="eastAsia"/>
-              </w:rPr>
             </w:pPr>
             <w:r>
               <w:rPr>
@@ -721,11 +606,6 @@
             <w:shd w:val="clear" w:color="auto" w:fill="FFFFFF"/>
           </w:tcPr>
           <w:p>
-            <w:pPr>
-              <w:rPr>
-                <w:rFonts w:hint="eastAsia"/>
-              </w:rPr>
-            </w:pPr>
             <w:r>
               <w:rPr>
                 <w:sz w:val="17"/>
@@ -740,11 +620,6 @@
             <w:shd w:val="clear" w:color="auto" w:fill="FFFFFF"/>
           </w:tcPr>
           <w:p>
-            <w:pPr>
-              <w:rPr>
-                <w:rFonts w:hint="eastAsia"/>
-              </w:rPr>
-            </w:pPr>
             <w:r>
               <w:rPr>
                 <w:sz w:val="17"/>
@@ -759,11 +634,6 @@
             <w:shd w:val="clear" w:color="auto" w:fill="FFFFFF"/>
           </w:tcPr>
           <w:p>
-            <w:pPr>
-              <w:rPr>
-                <w:rFonts w:hint="eastAsia"/>
-              </w:rPr>
-            </w:pPr>
             <w:r>
               <w:rPr>
                 <w:sz w:val="17"/>
@@ -780,9 +650,6 @@
           <w:p>
             <w:pPr>
               <w:jc w:val="center"/>
-              <w:rPr>
-                <w:rFonts w:hint="eastAsia"/>
-              </w:rPr>
             </w:pPr>
             <w:r>
               <w:rPr>
@@ -805,9 +672,6 @@
           <w:p>
             <w:pPr>
               <w:jc w:val="center"/>
-              <w:rPr>
-                <w:rFonts w:hint="eastAsia"/>
-              </w:rPr>
             </w:pPr>
             <w:r>
               <w:rPr>
@@ -823,11 +687,6 @@
             <w:shd w:val="clear" w:color="auto" w:fill="F8FAFC"/>
           </w:tcPr>
           <w:p>
-            <w:pPr>
-              <w:rPr>
-                <w:rFonts w:hint="eastAsia"/>
-              </w:rPr>
-            </w:pPr>
             <w:r>
               <w:rPr>
                 <w:sz w:val="17"/>
@@ -842,11 +701,6 @@
             <w:shd w:val="clear" w:color="auto" w:fill="F8FAFC"/>
           </w:tcPr>
           <w:p>
-            <w:pPr>
-              <w:rPr>
-                <w:rFonts w:hint="eastAsia"/>
-              </w:rPr>
-            </w:pPr>
             <w:r>
               <w:rPr>
                 <w:sz w:val="17"/>
@@ -861,11 +715,6 @@
             <w:shd w:val="clear" w:color="auto" w:fill="F8FAFC"/>
           </w:tcPr>
           <w:p>
-            <w:pPr>
-              <w:rPr>
-                <w:rFonts w:hint="eastAsia"/>
-              </w:rPr>
-            </w:pPr>
             <w:r>
               <w:rPr>
                 <w:sz w:val="17"/>
@@ -882,9 +731,6 @@
           <w:p>
             <w:pPr>
               <w:jc w:val="center"/>
-              <w:rPr>
-                <w:rFonts w:hint="eastAsia"/>
-              </w:rPr>
             </w:pPr>
             <w:r>
               <w:rPr>
@@ -907,9 +753,6 @@
           <w:p>
             <w:pPr>
               <w:jc w:val="center"/>
-              <w:rPr>
-                <w:rFonts w:hint="eastAsia"/>
-              </w:rPr>
             </w:pPr>
             <w:r>
               <w:rPr>
@@ -925,16 +768,18 @@
             <w:shd w:val="clear" w:color="auto" w:fill="FFFFFF"/>
           </w:tcPr>
           <w:p>
-            <w:pPr>
-              <w:rPr>
-                <w:rFonts w:hint="eastAsia"/>
-              </w:rPr>
-            </w:pPr>
             <w:r>
               <w:rPr>
                 <w:sz w:val="17"/>
               </w:rPr>
-              <w:t>Rà soát mã nguồn &amp; Duyệt Pull Request</w:t>
+              <w:t xml:space="preserve">Rà soát mã nguồn &amp; Duyệt Pull </w:t>
+            </w:r>
+            <w:r>
+              <w:rPr>
+                <w:sz w:val="17"/>
+              </w:rPr>
+              <w:lastRenderedPageBreak/>
+              <w:t>Request</w:t>
             </w:r>
           </w:p>
         </w:tc>
@@ -944,15 +789,11 @@
             <w:shd w:val="clear" w:color="auto" w:fill="FFFFFF"/>
           </w:tcPr>
           <w:p>
-            <w:pPr>
-              <w:rPr>
-                <w:rFonts w:hint="eastAsia"/>
-              </w:rPr>
-            </w:pPr>
             <w:r>
               <w:rPr>
                 <w:sz w:val="17"/>
               </w:rPr>
+              <w:lastRenderedPageBreak/>
               <w:t>Võ Bảo Lân</w:t>
             </w:r>
           </w:p>
@@ -963,11 +804,6 @@
             <w:shd w:val="clear" w:color="auto" w:fill="FFFFFF"/>
           </w:tcPr>
           <w:p>
-            <w:pPr>
-              <w:rPr>
-                <w:rFonts w:hint="eastAsia"/>
-              </w:rPr>
-            </w:pPr>
             <w:r>
               <w:rPr>
                 <w:sz w:val="17"/>
@@ -991,9 +827,6 @@
           <w:p>
             <w:pPr>
               <w:jc w:val="center"/>
-              <w:rPr>
-                <w:rFonts w:hint="eastAsia"/>
-              </w:rPr>
             </w:pPr>
             <w:r>
               <w:rPr>
@@ -1017,9 +850,6 @@
           <w:p>
             <w:pPr>
               <w:jc w:val="center"/>
-              <w:rPr>
-                <w:rFonts w:hint="eastAsia"/>
-              </w:rPr>
             </w:pPr>
             <w:r>
               <w:rPr>
@@ -1035,11 +865,6 @@
             <w:shd w:val="clear" w:color="auto" w:fill="F8FAFC"/>
           </w:tcPr>
           <w:p>
-            <w:pPr>
-              <w:rPr>
-                <w:rFonts w:hint="eastAsia"/>
-              </w:rPr>
-            </w:pPr>
             <w:r>
               <w:rPr>
                 <w:sz w:val="17"/>
@@ -1054,11 +879,6 @@
             <w:shd w:val="clear" w:color="auto" w:fill="F8FAFC"/>
           </w:tcPr>
           <w:p>
-            <w:pPr>
-              <w:rPr>
-                <w:rFonts w:hint="eastAsia"/>
-              </w:rPr>
-            </w:pPr>
             <w:r>
               <w:rPr>
                 <w:sz w:val="17"/>
@@ -1073,11 +893,6 @@
             <w:shd w:val="clear" w:color="auto" w:fill="F8FAFC"/>
           </w:tcPr>
           <w:p>
-            <w:pPr>
-              <w:rPr>
-                <w:rFonts w:hint="eastAsia"/>
-              </w:rPr>
-            </w:pPr>
             <w:r>
               <w:rPr>
                 <w:sz w:val="17"/>
@@ -1094,9 +909,6 @@
           <w:p>
             <w:pPr>
               <w:jc w:val="center"/>
-              <w:rPr>
-                <w:rFonts w:hint="eastAsia"/>
-              </w:rPr>
             </w:pPr>
             <w:r>
               <w:rPr>
@@ -1119,9 +931,6 @@
           <w:p>
             <w:pPr>
               <w:jc w:val="center"/>
-              <w:rPr>
-                <w:rFonts w:hint="eastAsia"/>
-              </w:rPr>
             </w:pPr>
             <w:r>
               <w:rPr>
@@ -1137,11 +946,6 @@
             <w:shd w:val="clear" w:color="auto" w:fill="FFFFFF"/>
           </w:tcPr>
           <w:p>
-            <w:pPr>
-              <w:rPr>
-                <w:rFonts w:hint="eastAsia"/>
-              </w:rPr>
-            </w:pPr>
             <w:r>
               <w:rPr>
                 <w:sz w:val="17"/>
@@ -1156,11 +960,6 @@
             <w:shd w:val="clear" w:color="auto" w:fill="FFFFFF"/>
           </w:tcPr>
           <w:p>
-            <w:pPr>
-              <w:rPr>
-                <w:rFonts w:hint="eastAsia"/>
-              </w:rPr>
-            </w:pPr>
             <w:r>
               <w:rPr>
                 <w:sz w:val="17"/>
@@ -1175,11 +974,6 @@
             <w:shd w:val="clear" w:color="auto" w:fill="FFFFFF"/>
           </w:tcPr>
           <w:p>
-            <w:pPr>
-              <w:rPr>
-                <w:rFonts w:hint="eastAsia"/>
-              </w:rPr>
-            </w:pPr>
             <w:r>
               <w:rPr>
                 <w:sz w:val="17"/>
@@ -1196,9 +990,6 @@
           <w:p>
             <w:pPr>
               <w:jc w:val="center"/>
-              <w:rPr>
-                <w:rFonts w:hint="eastAsia"/>
-              </w:rPr>
             </w:pPr>
             <w:r>
               <w:rPr>
@@ -1221,9 +1012,6 @@
           <w:p>
             <w:pPr>
               <w:jc w:val="center"/>
-              <w:rPr>
-                <w:rFonts w:hint="eastAsia"/>
-              </w:rPr>
             </w:pPr>
             <w:r>
               <w:rPr>
@@ -1239,11 +1027,6 @@
             <w:shd w:val="clear" w:color="auto" w:fill="F8FAFC"/>
           </w:tcPr>
           <w:p>
-            <w:pPr>
-              <w:rPr>
-                <w:rFonts w:hint="eastAsia"/>
-              </w:rPr>
-            </w:pPr>
             <w:r>
               <w:rPr>
                 <w:sz w:val="17"/>
@@ -1258,11 +1041,6 @@
             <w:shd w:val="clear" w:color="auto" w:fill="F8FAFC"/>
           </w:tcPr>
           <w:p>
-            <w:pPr>
-              <w:rPr>
-                <w:rFonts w:hint="eastAsia"/>
-              </w:rPr>
-            </w:pPr>
             <w:r>
               <w:rPr>
                 <w:sz w:val="17"/>
@@ -1277,11 +1055,6 @@
             <w:shd w:val="clear" w:color="auto" w:fill="F8FAFC"/>
           </w:tcPr>
           <w:p>
-            <w:pPr>
-              <w:rPr>
-                <w:rFonts w:hint="eastAsia"/>
-              </w:rPr>
-            </w:pPr>
             <w:r>
               <w:rPr>
                 <w:sz w:val="17"/>
@@ -1298,9 +1071,6 @@
           <w:p>
             <w:pPr>
               <w:jc w:val="center"/>
-              <w:rPr>
-                <w:rFonts w:hint="eastAsia"/>
-              </w:rPr>
             </w:pPr>
             <w:r>
               <w:rPr>
@@ -1323,9 +1093,6 @@
           <w:p>
             <w:pPr>
               <w:jc w:val="center"/>
-              <w:rPr>
-                <w:rFonts w:hint="eastAsia"/>
-              </w:rPr>
             </w:pPr>
             <w:r>
               <w:rPr>
@@ -1341,11 +1108,6 @@
             <w:shd w:val="clear" w:color="auto" w:fill="FFFFFF"/>
           </w:tcPr>
           <w:p>
-            <w:pPr>
-              <w:rPr>
-                <w:rFonts w:hint="eastAsia"/>
-              </w:rPr>
-            </w:pPr>
             <w:r>
               <w:rPr>
                 <w:sz w:val="17"/>
@@ -1360,11 +1122,6 @@
             <w:shd w:val="clear" w:color="auto" w:fill="FFFFFF"/>
           </w:tcPr>
           <w:p>
-            <w:pPr>
-              <w:rPr>
-                <w:rFonts w:hint="eastAsia"/>
-              </w:rPr>
-            </w:pPr>
             <w:r>
               <w:rPr>
                 <w:sz w:val="17"/>
@@ -1379,11 +1136,6 @@
             <w:shd w:val="clear" w:color="auto" w:fill="FFFFFF"/>
           </w:tcPr>
           <w:p>
-            <w:pPr>
-              <w:rPr>
-                <w:rFonts w:hint="eastAsia"/>
-              </w:rPr>
-            </w:pPr>
             <w:r>
               <w:rPr>
                 <w:sz w:val="17"/>
@@ -1400,9 +1152,6 @@
           <w:p>
             <w:pPr>
               <w:jc w:val="center"/>
-              <w:rPr>
-                <w:rFonts w:hint="eastAsia"/>
-              </w:rPr>
             </w:pPr>
             <w:r>
               <w:rPr>
@@ -1425,9 +1174,6 @@
           <w:p>
             <w:pPr>
               <w:jc w:val="center"/>
-              <w:rPr>
-                <w:rFonts w:hint="eastAsia"/>
-              </w:rPr>
             </w:pPr>
             <w:r>
               <w:rPr>
@@ -1443,11 +1189,6 @@
             <w:shd w:val="clear" w:color="auto" w:fill="F8FAFC"/>
           </w:tcPr>
           <w:p>
-            <w:pPr>
-              <w:rPr>
-                <w:rFonts w:hint="eastAsia"/>
-              </w:rPr>
-            </w:pPr>
             <w:r>
               <w:rPr>
                 <w:sz w:val="17"/>
@@ -1462,11 +1203,6 @@
             <w:shd w:val="clear" w:color="auto" w:fill="F8FAFC"/>
           </w:tcPr>
           <w:p>
-            <w:pPr>
-              <w:rPr>
-                <w:rFonts w:hint="eastAsia"/>
-              </w:rPr>
-            </w:pPr>
             <w:r>
               <w:rPr>
                 <w:sz w:val="17"/>
@@ -1481,11 +1217,6 @@
             <w:shd w:val="clear" w:color="auto" w:fill="F8FAFC"/>
           </w:tcPr>
           <w:p>
-            <w:pPr>
-              <w:rPr>
-                <w:rFonts w:hint="eastAsia"/>
-              </w:rPr>
-            </w:pPr>
             <w:r>
               <w:rPr>
                 <w:sz w:val="17"/>
@@ -1502,9 +1233,6 @@
           <w:p>
             <w:pPr>
               <w:jc w:val="center"/>
-              <w:rPr>
-                <w:rFonts w:hint="eastAsia"/>
-              </w:rPr>
             </w:pPr>
             <w:r>
               <w:rPr>
@@ -1527,9 +1255,6 @@
           <w:p>
             <w:pPr>
               <w:jc w:val="center"/>
-              <w:rPr>
-                <w:rFonts w:hint="eastAsia"/>
-              </w:rPr>
             </w:pPr>
             <w:r>
               <w:rPr>
@@ -1545,11 +1270,6 @@
             <w:shd w:val="clear" w:color="auto" w:fill="FFFFFF"/>
           </w:tcPr>
           <w:p>
-            <w:pPr>
-              <w:rPr>
-                <w:rFonts w:hint="eastAsia"/>
-              </w:rPr>
-            </w:pPr>
             <w:r>
               <w:rPr>
                 <w:sz w:val="17"/>
@@ -1564,11 +1284,6 @@
             <w:shd w:val="clear" w:color="auto" w:fill="FFFFFF"/>
           </w:tcPr>
           <w:p>
-            <w:pPr>
-              <w:rPr>
-                <w:rFonts w:hint="eastAsia"/>
-              </w:rPr>
-            </w:pPr>
             <w:r>
               <w:rPr>
                 <w:sz w:val="17"/>
@@ -1583,11 +1298,6 @@
             <w:shd w:val="clear" w:color="auto" w:fill="FFFFFF"/>
           </w:tcPr>
           <w:p>
-            <w:pPr>
-              <w:rPr>
-                <w:rFonts w:hint="eastAsia"/>
-              </w:rPr>
-            </w:pPr>
             <w:r>
               <w:rPr>
                 <w:sz w:val="17"/>
@@ -1604,9 +1314,6 @@
           <w:p>
             <w:pPr>
               <w:jc w:val="center"/>
-              <w:rPr>
-                <w:rFonts w:hint="eastAsia"/>
-              </w:rPr>
             </w:pPr>
             <w:r>
               <w:rPr>
@@ -1629,9 +1336,6 @@
           <w:p>
             <w:pPr>
               <w:jc w:val="center"/>
-              <w:rPr>
-                <w:rFonts w:hint="eastAsia"/>
-              </w:rPr>
             </w:pPr>
             <w:r>
               <w:rPr>
@@ -1647,11 +1351,6 @@
             <w:shd w:val="clear" w:color="auto" w:fill="F8FAFC"/>
           </w:tcPr>
           <w:p>
-            <w:pPr>
-              <w:rPr>
-                <w:rFonts w:hint="eastAsia"/>
-              </w:rPr>
-            </w:pPr>
             <w:r>
               <w:rPr>
                 <w:sz w:val="17"/>
@@ -1666,11 +1365,6 @@
             <w:shd w:val="clear" w:color="auto" w:fill="F8FAFC"/>
           </w:tcPr>
           <w:p>
-            <w:pPr>
-              <w:rPr>
-                <w:rFonts w:hint="eastAsia"/>
-              </w:rPr>
-            </w:pPr>
             <w:r>
               <w:rPr>
                 <w:sz w:val="17"/>
@@ -1685,11 +1379,6 @@
             <w:shd w:val="clear" w:color="auto" w:fill="F8FAFC"/>
           </w:tcPr>
           <w:p>
-            <w:pPr>
-              <w:rPr>
-                <w:rFonts w:hint="eastAsia"/>
-              </w:rPr>
-            </w:pPr>
             <w:r>
               <w:rPr>
                 <w:sz w:val="17"/>
@@ -1706,9 +1395,6 @@
           <w:p>
             <w:pPr>
               <w:jc w:val="center"/>
-              <w:rPr>
-                <w:rFonts w:hint="eastAsia"/>
-              </w:rPr>
             </w:pPr>
             <w:r>
               <w:rPr>
@@ -1731,9 +1417,6 @@
           <w:p>
             <w:pPr>
               <w:jc w:val="center"/>
-              <w:rPr>
-                <w:rFonts w:hint="eastAsia"/>
-              </w:rPr>
             </w:pPr>
             <w:r>
               <w:rPr>
@@ -1749,11 +1432,6 @@
             <w:shd w:val="clear" w:color="auto" w:fill="FFFFFF"/>
           </w:tcPr>
           <w:p>
-            <w:pPr>
-              <w:rPr>
-                <w:rFonts w:hint="eastAsia"/>
-              </w:rPr>
-            </w:pPr>
             <w:r>
               <w:rPr>
                 <w:sz w:val="17"/>
@@ -1768,11 +1446,6 @@
             <w:shd w:val="clear" w:color="auto" w:fill="FFFFFF"/>
           </w:tcPr>
           <w:p>
-            <w:pPr>
-              <w:rPr>
-                <w:rFonts w:hint="eastAsia"/>
-              </w:rPr>
-            </w:pPr>
             <w:r>
               <w:rPr>
                 <w:sz w:val="17"/>
@@ -1787,11 +1460,6 @@
             <w:shd w:val="clear" w:color="auto" w:fill="FFFFFF"/>
           </w:tcPr>
           <w:p>
-            <w:pPr>
-              <w:rPr>
-                <w:rFonts w:hint="eastAsia"/>
-              </w:rPr>
-            </w:pPr>
             <w:r>
               <w:rPr>
                 <w:sz w:val="17"/>
@@ -1809,14 +1477,39 @@
             <w:pPr>
               <w:jc w:val="center"/>
               <w:rPr>
-                <w:rFonts w:hint="eastAsia"/>
+                <w:b/>
+                <w:bCs/>
+                <w:color w:val="00B050"/>
+                <w:lang w:val="vi-VN"/>
               </w:rPr>
             </w:pPr>
             <w:r>
               <w:rPr>
+                <w:b/>
+                <w:bCs/>
+                <w:color w:val="00B050"/>
                 <w:sz w:val="17"/>
               </w:rPr>
-              <w:t>Chờ [ ]</w:t>
+              <w:t>Đạ</w:t>
+            </w:r>
+            <w:r>
+              <w:rPr>
+                <w:b/>
+                <w:bCs/>
+                <w:color w:val="00B050"/>
+                <w:sz w:val="17"/>
+              </w:rPr>
+              <w:t>t</w:t>
+            </w:r>
+            <w:r>
+              <w:rPr>
+                <w:b/>
+                <w:bCs/>
+                <w:color w:val="00B050"/>
+                <w:sz w:val="17"/>
+                <w:lang w:val="vi-VN"/>
+              </w:rPr>
+              <w:t>[X]</w:t>
             </w:r>
           </w:p>
         </w:tc>
@@ -1833,9 +1526,6 @@
           <w:p>
             <w:pPr>
               <w:jc w:val="center"/>
-              <w:rPr>
-                <w:rFonts w:hint="eastAsia"/>
-              </w:rPr>
             </w:pPr>
             <w:r>
               <w:rPr>
@@ -1851,11 +1541,6 @@
             <w:shd w:val="clear" w:color="auto" w:fill="F8FAFC"/>
           </w:tcPr>
           <w:p>
-            <w:pPr>
-              <w:rPr>
-                <w:rFonts w:hint="eastAsia"/>
-              </w:rPr>
-            </w:pPr>
             <w:r>
               <w:rPr>
                 <w:sz w:val="17"/>
@@ -1870,11 +1555,6 @@
             <w:shd w:val="clear" w:color="auto" w:fill="F8FAFC"/>
           </w:tcPr>
           <w:p>
-            <w:pPr>
-              <w:rPr>
-                <w:rFonts w:hint="eastAsia"/>
-              </w:rPr>
-            </w:pPr>
             <w:r>
               <w:rPr>
                 <w:sz w:val="17"/>
@@ -1889,11 +1569,6 @@
             <w:shd w:val="clear" w:color="auto" w:fill="F8FAFC"/>
           </w:tcPr>
           <w:p>
-            <w:pPr>
-              <w:rPr>
-                <w:rFonts w:hint="eastAsia"/>
-              </w:rPr>
-            </w:pPr>
             <w:r>
               <w:rPr>
                 <w:sz w:val="17"/>
@@ -1911,14 +1586,30 @@
             <w:pPr>
               <w:jc w:val="center"/>
               <w:rPr>
-                <w:rFonts w:hint="eastAsia"/>
+                <w:b/>
+                <w:bCs/>
+                <w:color w:val="00B050"/>
+                <w:lang w:val="vi-VN"/>
               </w:rPr>
             </w:pPr>
             <w:r>
               <w:rPr>
+                <w:b/>
+                <w:bCs/>
+                <w:color w:val="00B050"/>
                 <w:sz w:val="17"/>
               </w:rPr>
-              <w:t>Chờ [ ]</w:t>
+              <w:t>Đạt</w:t>
+            </w:r>
+            <w:r>
+              <w:rPr>
+                <w:b/>
+                <w:bCs/>
+                <w:color w:val="00B050"/>
+                <w:sz w:val="17"/>
+                <w:lang w:val="vi-VN"/>
+              </w:rPr>
+              <w:t>[X]</w:t>
             </w:r>
           </w:p>
         </w:tc>
@@ -1935,9 +1626,6 @@
           <w:p>
             <w:pPr>
               <w:jc w:val="center"/>
-              <w:rPr>
-                <w:rFonts w:hint="eastAsia"/>
-              </w:rPr>
             </w:pPr>
             <w:r>
               <w:rPr>
@@ -1953,11 +1641,6 @@
             <w:shd w:val="clear" w:color="auto" w:fill="FFFFFF"/>
           </w:tcPr>
           <w:p>
-            <w:pPr>
-              <w:rPr>
-                <w:rFonts w:hint="eastAsia"/>
-              </w:rPr>
-            </w:pPr>
             <w:r>
               <w:rPr>
                 <w:sz w:val="17"/>
@@ -1972,11 +1655,6 @@
             <w:shd w:val="clear" w:color="auto" w:fill="FFFFFF"/>
           </w:tcPr>
           <w:p>
-            <w:pPr>
-              <w:rPr>
-                <w:rFonts w:hint="eastAsia"/>
-              </w:rPr>
-            </w:pPr>
             <w:r>
               <w:rPr>
                 <w:sz w:val="17"/>
@@ -1991,11 +1669,6 @@
             <w:shd w:val="clear" w:color="auto" w:fill="FFFFFF"/>
           </w:tcPr>
           <w:p>
-            <w:pPr>
-              <w:rPr>
-                <w:rFonts w:hint="eastAsia"/>
-              </w:rPr>
-            </w:pPr>
             <w:r>
               <w:rPr>
                 <w:sz w:val="17"/>
@@ -2012,9 +1685,6 @@
           <w:p>
             <w:pPr>
               <w:jc w:val="center"/>
-              <w:rPr>
-                <w:rFonts w:hint="eastAsia"/>
-              </w:rPr>
             </w:pPr>
             <w:r>
               <w:rPr>
@@ -2029,9 +1699,6 @@
     <w:p>
       <w:pPr>
         <w:spacing w:after="240"/>
-        <w:rPr>
-          <w:rFonts w:hint="eastAsia"/>
-        </w:rPr>
       </w:pPr>
     </w:p>
     <w:p/>
@@ -2046,7 +1713,7 @@
 </file>
 
 <file path=word/numbering.xml><?xml version="1.0" encoding="utf-8"?>
-<w:numbering xmlns:wpc="http://schemas.microsoft.com/office/word/2010/wordprocessingCanvas" xmlns:cx="http://schemas.microsoft.com/office/drawing/2014/chartex" xmlns:cx1="http://schemas.microsoft.com/office/drawing/2015/9/8/chartex" xmlns:cx2="http://schemas.microsoft.com/office/drawing/2015/10/21/chartex" xmlns:cx3="http://schemas.microsoft.com/office/drawing/2016/5/9/chartex" xmlns:cx4="http://schemas.microsoft.com/office/drawing/2016/5/10/chartex" xmlns:cx5="http://schemas.microsoft.com/office/drawing/2016/5/11/chartex" xmlns:cx6="http://schemas.microsoft.com/office/drawing/2016/5/12/chartex" xmlns:cx7="http://schemas.microsoft.com/office/drawing/2016/5/13/chartex" xmlns:cx8="http://schemas.microsoft.com/office/drawing/2016/5/14/chartex" xmlns:mc="http://schemas.openxmlformats.org/markup-compatibility/2006" xmlns:aink="http://schemas.microsoft.com/office/drawing/2016/ink" xmlns:am3d="http://schemas.microsoft.com/office/drawing/2017/model3d" xmlns:o="urn:schemas-microsoft-com:office:office" xmlns:oel="http://schemas.microsoft.com/office/2019/extlst" xmlns:r="http://schemas.openxmlformats.org/officeDocument/2006/relationships" xmlns:m="http://schemas.openxmlformats.org/officeDocument/2006/math" xmlns:v="urn:schemas-microsoft-com:vml" xmlns:wp14="http://schemas.microsoft.com/office/word/2010/wordprocessingDrawing" xmlns:wp="http://schemas.openxmlformats.org/drawingml/2006/wordprocessingDrawing" xmlns:w10="urn:schemas-microsoft-com:office:word" xmlns:w="http://schemas.openxmlformats.org/wordprocessingml/2006/main" xmlns:w14="http://schemas.microsoft.com/office/word/2010/wordml" xmlns:w15="http://schemas.microsoft.com/office/word/2012/wordml" xmlns:w16cex="http://schemas.microsoft.com/office/word/2018/wordml/cex" xmlns:w16cid="http://schemas.microsoft.com/office/word/2016/wordml/cid" xmlns:w16="http://schemas.microsoft.com/office/word/2018/wordml" xmlns:w16du="http://schemas.microsoft.com/office/word/2023/wordml/word16du" xmlns:w16sdtdh="http://schemas.microsoft.com/office/word/2020/wordml/sdtdatahash" xmlns:w16sdtfl="http://schemas.microsoft.com/office/word/2024/wordml/sdtformatlock" xmlns:w16se="http://schemas.microsoft.com/office/word/2015/wordml/symex" xmlns:wpg="http://schemas.microsoft.com/office/word/2010/wordprocessingGroup" xmlns:wpi="http://schemas.microsoft.com/office/word/2010/wordprocessingInk" xmlns:wne="http://schemas.microsoft.com/office/word/2006/wordml" xmlns:wps="http://schemas.microsoft.com/office/word/2010/wordprocessingShape" mc:Ignorable="w14 w15 w16se w16cid w16 w16cex w16sdtdh w16sdtfl w16du wp14">
+<w:numbering xmlns:wpc="http://schemas.microsoft.com/office/word/2010/wordprocessingCanvas" xmlns:cx="http://schemas.microsoft.com/office/drawing/2014/chartex" xmlns:cx1="http://schemas.microsoft.com/office/drawing/2015/9/8/chartex" xmlns:cx2="http://schemas.microsoft.com/office/drawing/2015/10/21/chartex" xmlns:cx3="http://schemas.microsoft.com/office/drawing/2016/5/9/chartex" xmlns:cx4="http://schemas.microsoft.com/office/drawing/2016/5/10/chartex" xmlns:cx5="http://schemas.microsoft.com/office/drawing/2016/5/11/chartex" xmlns:cx6="http://schemas.microsoft.com/office/drawing/2016/5/12/chartex" xmlns:cx7="http://schemas.microsoft.com/office/drawing/2016/5/13/chartex" xmlns:cx8="http://schemas.microsoft.com/office/drawing/2016/5/14/chartex" xmlns:mc="http://schemas.openxmlformats.org/markup-compatibility/2006" xmlns:aink="http://schemas.microsoft.com/office/drawing/2016/ink" xmlns:am3d="http://schemas.microsoft.com/office/drawing/2017/model3d" xmlns:o="urn:schemas-microsoft-com:office:office" xmlns:oel="http://schemas.microsoft.com/office/2019/extlst" xmlns:r="http://schemas.openxmlformats.org/officeDocument/2006/relationships" xmlns:m="http://schemas.openxmlformats.org/officeDocument/2006/math" xmlns:v="urn:schemas-microsoft-com:vml" xmlns:wp14="http://schemas.microsoft.com/office/word/2010/wordprocessingDrawing" xmlns:wp="http://schemas.openxmlformats.org/drawingml/2006/wordprocessingDrawing" xmlns:w10="urn:schemas-microsoft-com:office:word" xmlns:w="http://schemas.openxmlformats.org/wordprocessingml/2006/main" xmlns:w14="http://schemas.microsoft.com/office/word/2010/wordml" xmlns:w15="http://schemas.microsoft.com/office/word/2012/wordml" xmlns:w16cei="http://schemas.microsoft.com/office/word/2026/wordml/cei" xmlns:w16cex="http://schemas.microsoft.com/office/word/2018/wordml/cex" xmlns:w16cid="http://schemas.microsoft.com/office/word/2016/wordml/cid" xmlns:w16="http://schemas.microsoft.com/office/word/2018/wordml" xmlns:w16du="http://schemas.microsoft.com/office/word/2023/wordml/word16du" xmlns:w16sdtdh="http://schemas.microsoft.com/office/word/2020/wordml/sdtdatahash" xmlns:w16sdtfl="http://schemas.microsoft.com/office/word/2024/wordml/sdtformatlock" xmlns:w16se="http://schemas.microsoft.com/office/word/2015/wordml/symex" xmlns:wpg="http://schemas.microsoft.com/office/word/2010/wordprocessingGroup" xmlns:wpi="http://schemas.microsoft.com/office/word/2010/wordprocessingInk" xmlns:wne="http://schemas.microsoft.com/office/word/2006/wordml" xmlns:wps="http://schemas.microsoft.com/office/word/2010/wordprocessingShape" mc:Ignorable="w14 w15 w16se w16cid w16 w16cex w16sdtdh w16sdtfl w16du wp14">
   <w:abstractNum w:abstractNumId="0" w15:restartNumberingAfterBreak="0">
     <w:nsid w:val="FFFFFF7C"/>
     <w:multiLevelType w:val="singleLevel"/>

--- a/KE_HOACH_DU_AN.docx
+++ b/KE_HOACH_DU_AN.docx
@@ -1,14 +1,11 @@
 
 <file path=word/document.xml><?xml version="1.0" encoding="utf-8"?>
-<w:document xmlns:wpc="http://schemas.microsoft.com/office/word/2010/wordprocessingCanvas" xmlns:cx="http://schemas.microsoft.com/office/drawing/2014/chartex" xmlns:cx1="http://schemas.microsoft.com/office/drawing/2015/9/8/chartex" xmlns:cx2="http://schemas.microsoft.com/office/drawing/2015/10/21/chartex" xmlns:cx3="http://schemas.microsoft.com/office/drawing/2016/5/9/chartex" xmlns:cx4="http://schemas.microsoft.com/office/drawing/2016/5/10/chartex" xmlns:cx5="http://schemas.microsoft.com/office/drawing/2016/5/11/chartex" xmlns:cx6="http://schemas.microsoft.com/office/drawing/2016/5/12/chartex" xmlns:cx7="http://schemas.microsoft.com/office/drawing/2016/5/13/chartex" xmlns:cx8="http://schemas.microsoft.com/office/drawing/2016/5/14/chartex" xmlns:mc="http://schemas.openxmlformats.org/markup-compatibility/2006" xmlns:aink="http://schemas.microsoft.com/office/drawing/2016/ink" xmlns:am3d="http://schemas.microsoft.com/office/drawing/2017/model3d" xmlns:o="urn:schemas-microsoft-com:office:office" xmlns:oel="http://schemas.microsoft.com/office/2019/extlst" xmlns:r="http://schemas.openxmlformats.org/officeDocument/2006/relationships" xmlns:m="http://schemas.openxmlformats.org/officeDocument/2006/math" xmlns:v="urn:schemas-microsoft-com:vml" xmlns:wp14="http://schemas.microsoft.com/office/word/2010/wordprocessingDrawing" xmlns:wp="http://schemas.openxmlformats.org/drawingml/2006/wordprocessingDrawing" xmlns:w10="urn:schemas-microsoft-com:office:word" xmlns:w="http://schemas.openxmlformats.org/wordprocessingml/2006/main" xmlns:w14="http://schemas.microsoft.com/office/word/2010/wordml" xmlns:w15="http://schemas.microsoft.com/office/word/2012/wordml" xmlns:w16cex="http://schemas.microsoft.com/office/word/2018/wordml/cex" xmlns:w16cid="http://schemas.microsoft.com/office/word/2016/wordml/cid" xmlns:w16="http://schemas.microsoft.com/office/word/2018/wordml" xmlns:w16du="http://schemas.microsoft.com/office/word/2023/wordml/word16du" xmlns:w16sdtdh="http://schemas.microsoft.com/office/word/2020/wordml/sdtdatahash" xmlns:w16sdtfl="http://schemas.microsoft.com/office/word/2024/wordml/sdtformatlock" xmlns:w16se="http://schemas.microsoft.com/office/word/2015/wordml/symex" xmlns:wpg="http://schemas.microsoft.com/office/word/2010/wordprocessingGroup" xmlns:wpi="http://schemas.microsoft.com/office/word/2010/wordprocessingInk" xmlns:wne="http://schemas.microsoft.com/office/word/2006/wordml" xmlns:wps="http://schemas.microsoft.com/office/word/2010/wordprocessingShape" mc:Ignorable="w14 w15 w16se w16cid w16 w16cex w16sdtdh w16sdtfl w16du wp14">
+<w:document xmlns:wpc="http://schemas.microsoft.com/office/word/2010/wordprocessingCanvas" xmlns:cx="http://schemas.microsoft.com/office/drawing/2014/chartex" xmlns:cx1="http://schemas.microsoft.com/office/drawing/2015/9/8/chartex" xmlns:cx2="http://schemas.microsoft.com/office/drawing/2015/10/21/chartex" xmlns:cx3="http://schemas.microsoft.com/office/drawing/2016/5/9/chartex" xmlns:cx4="http://schemas.microsoft.com/office/drawing/2016/5/10/chartex" xmlns:cx5="http://schemas.microsoft.com/office/drawing/2016/5/11/chartex" xmlns:cx6="http://schemas.microsoft.com/office/drawing/2016/5/12/chartex" xmlns:cx7="http://schemas.microsoft.com/office/drawing/2016/5/13/chartex" xmlns:cx8="http://schemas.microsoft.com/office/drawing/2016/5/14/chartex" xmlns:mc="http://schemas.openxmlformats.org/markup-compatibility/2006" xmlns:aink="http://schemas.microsoft.com/office/drawing/2016/ink" xmlns:am3d="http://schemas.microsoft.com/office/drawing/2017/model3d" xmlns:o="urn:schemas-microsoft-com:office:office" xmlns:r="http://schemas.openxmlformats.org/officeDocument/2006/relationships" xmlns:m="http://schemas.openxmlformats.org/officeDocument/2006/math" xmlns:v="urn:schemas-microsoft-com:vml" xmlns:wp14="http://schemas.microsoft.com/office/word/2010/wordprocessingDrawing" xmlns:wp="http://schemas.openxmlformats.org/drawingml/2006/wordprocessingDrawing" xmlns:w10="urn:schemas-microsoft-com:office:word" xmlns:w="http://schemas.openxmlformats.org/wordprocessingml/2006/main" xmlns:w14="http://schemas.microsoft.com/office/word/2010/wordml" xmlns:w15="http://schemas.microsoft.com/office/word/2012/wordml" xmlns:w16cex="http://schemas.microsoft.com/office/word/2018/wordml/cex" xmlns:w16cid="http://schemas.microsoft.com/office/word/2016/wordml/cid" xmlns:w16="http://schemas.microsoft.com/office/word/2018/wordml" xmlns:w16sdtdh="http://schemas.microsoft.com/office/word/2020/wordml/sdtdatahash" xmlns:w16se="http://schemas.microsoft.com/office/word/2015/wordml/symex" xmlns:wpg="http://schemas.microsoft.com/office/word/2010/wordprocessingGroup" xmlns:wpi="http://schemas.microsoft.com/office/word/2010/wordprocessingInk" xmlns:wne="http://schemas.microsoft.com/office/word/2006/wordml" xmlns:wps="http://schemas.microsoft.com/office/word/2010/wordprocessingShape" mc:Ignorable="w14 w15 w16se w16cid w16 w16cex w16sdtdh wp14">
   <w:body>
     <w:p>
       <w:pPr>
         <w:spacing w:after="80"/>
         <w:jc w:val="center"/>
-        <w:rPr>
-          <w:rFonts w:hint="eastAsia"/>
-        </w:rPr>
       </w:pPr>
       <w:r>
         <w:rPr>
@@ -16,23 +13,152 @@
           <w:color w:val="0052FF"/>
           <w:sz w:val="22"/>
         </w:rPr>
-        <w:t>ĐỒ ÁN MÔN HỌC: XÂY DỰNG WEBSITE FRONT-END</w:t>
+        <w:t>Đ</w:t>
+      </w:r>
+      <w:r>
+        <w:rPr>
+          <w:b/>
+          <w:color w:val="0052FF"/>
+          <w:sz w:val="22"/>
+        </w:rPr>
+        <w:t>Ồ</w:t>
+      </w:r>
+      <w:r>
+        <w:rPr>
+          <w:b/>
+          <w:color w:val="0052FF"/>
+          <w:sz w:val="22"/>
+        </w:rPr>
+        <w:t xml:space="preserve"> ÁN MÔN H</w:t>
+      </w:r>
+      <w:r>
+        <w:rPr>
+          <w:b/>
+          <w:color w:val="0052FF"/>
+          <w:sz w:val="22"/>
+        </w:rPr>
+        <w:t>Ọ</w:t>
+      </w:r>
+      <w:r>
+        <w:rPr>
+          <w:b/>
+          <w:color w:val="0052FF"/>
+          <w:sz w:val="22"/>
+        </w:rPr>
+        <w:t>C: XÂY D</w:t>
+      </w:r>
+      <w:r>
+        <w:rPr>
+          <w:b/>
+          <w:color w:val="0052FF"/>
+          <w:sz w:val="22"/>
+        </w:rPr>
+        <w:t>Ự</w:t>
+      </w:r>
+      <w:r>
+        <w:rPr>
+          <w:b/>
+          <w:color w:val="0052FF"/>
+          <w:sz w:val="22"/>
+        </w:rPr>
+        <w:t>NG WEBSITE FRONT-END</w:t>
       </w:r>
     </w:p>
     <w:p>
       <w:pPr>
         <w:spacing w:before="40" w:after="160"/>
         <w:jc w:val="center"/>
-        <w:rPr>
-          <w:rFonts w:hint="eastAsia"/>
-        </w:rPr>
       </w:pPr>
       <w:r>
         <w:rPr>
           <w:b/>
           <w:sz w:val="32"/>
         </w:rPr>
-        <w:t>KẾ HOẠCH PHÂN CHIA CÔNG VIỆC &amp; QUẢN TRỊ DỰ ÁN</w:t>
+        <w:t>K</w:t>
+      </w:r>
+      <w:r>
+        <w:rPr>
+          <w:b/>
+          <w:sz w:val="32"/>
+        </w:rPr>
+        <w:t>Ế</w:t>
+      </w:r>
+      <w:r>
+        <w:rPr>
+          <w:b/>
+          <w:sz w:val="32"/>
+        </w:rPr>
+        <w:t xml:space="preserve"> HO</w:t>
+      </w:r>
+      <w:r>
+        <w:rPr>
+          <w:b/>
+          <w:sz w:val="32"/>
+        </w:rPr>
+        <w:t>Ạ</w:t>
+      </w:r>
+      <w:r>
+        <w:rPr>
+          <w:b/>
+          <w:sz w:val="32"/>
+        </w:rPr>
+        <w:t>CH PHÂN CHIA CÔNG VI</w:t>
+      </w:r>
+      <w:r>
+        <w:rPr>
+          <w:b/>
+          <w:sz w:val="32"/>
+        </w:rPr>
+        <w:t>Ệ</w:t>
+      </w:r>
+      <w:r>
+        <w:rPr>
+          <w:b/>
+          <w:sz w:val="32"/>
+        </w:rPr>
+        <w:t>C &amp; QU</w:t>
+      </w:r>
+      <w:r>
+        <w:rPr>
+          <w:b/>
+          <w:sz w:val="32"/>
+        </w:rPr>
+        <w:t>Ả</w:t>
+      </w:r>
+      <w:r>
+        <w:rPr>
+          <w:b/>
+          <w:sz w:val="32"/>
+        </w:rPr>
+        <w:t>N TR</w:t>
+      </w:r>
+      <w:r>
+        <w:rPr>
+          <w:b/>
+          <w:sz w:val="32"/>
+        </w:rPr>
+        <w:t>Ị</w:t>
+      </w:r>
+      <w:r>
+        <w:rPr>
+          <w:b/>
+          <w:sz w:val="32"/>
+        </w:rPr>
+        <w:t xml:space="preserve"> D</w:t>
+      </w:r>
+      <w:r>
+        <w:rPr>
+          <w:b/>
+          <w:sz w:val="32"/>
+        </w:rPr>
+        <w:t>Ự</w:t>
+      </w:r>
+      <w:r>
+        <w:rPr>
+          <w:b/>
+          <w:sz w:val="32"/>
+        </w:rPr>
+        <w:t xml:space="preserve"> ÁN</w:t>
       </w:r>
       <w:r>
         <w:rPr>
@@ -40,16 +166,41 @@
           <w:sz w:val="32"/>
         </w:rPr>
         <w:br/>
-        <w:t>DRX STORE - WEBSITE BÁN KEY GAME BẢN QUYỀN</w:t>
+        <w:t>DRX STORE - WEBSITE BÁN KEY GAME B</w:t>
+      </w:r>
+      <w:r>
+        <w:rPr>
+          <w:b/>
+          <w:sz w:val="32"/>
+        </w:rPr>
+        <w:t>Ả</w:t>
+      </w:r>
+      <w:r>
+        <w:rPr>
+          <w:b/>
+          <w:sz w:val="32"/>
+        </w:rPr>
+        <w:t>N QUY</w:t>
+      </w:r>
+      <w:r>
+        <w:rPr>
+          <w:b/>
+          <w:sz w:val="32"/>
+        </w:rPr>
+        <w:t>Ề</w:t>
+      </w:r>
+      <w:r>
+        <w:rPr>
+          <w:b/>
+          <w:sz w:val="32"/>
+        </w:rPr>
+        <w:t>N</w:t>
       </w:r>
     </w:p>
     <w:p>
       <w:pPr>
         <w:spacing w:after="360"/>
         <w:jc w:val="center"/>
-        <w:rPr>
-          <w:rFonts w:hint="eastAsia"/>
-        </w:rPr>
       </w:pPr>
       <w:r>
         <w:rPr>
@@ -57,7 +208,103 @@
           <w:color w:val="64748B"/>
           <w:sz w:val="20"/>
         </w:rPr>
-        <w:t>Cam kết: Kế hoạch ghi cái gì phải làm đúng cái đó – Nhóm trưởng rà soát từng dòng code</w:t>
+        <w:t>Cam k</w:t>
+      </w:r>
+      <w:r>
+        <w:rPr>
+          <w:i/>
+          <w:color w:val="64748B"/>
+          <w:sz w:val="20"/>
+        </w:rPr>
+        <w:t>ế</w:t>
+      </w:r>
+      <w:r>
+        <w:rPr>
+          <w:i/>
+          <w:color w:val="64748B"/>
+          <w:sz w:val="20"/>
+        </w:rPr>
+        <w:t>t: K</w:t>
+      </w:r>
+      <w:r>
+        <w:rPr>
+          <w:i/>
+          <w:color w:val="64748B"/>
+          <w:sz w:val="20"/>
+        </w:rPr>
+        <w:t>ế</w:t>
+      </w:r>
+      <w:r>
+        <w:rPr>
+          <w:i/>
+          <w:color w:val="64748B"/>
+          <w:sz w:val="20"/>
+        </w:rPr>
+        <w:t xml:space="preserve"> ho</w:t>
+      </w:r>
+      <w:r>
+        <w:rPr>
+          <w:i/>
+          <w:color w:val="64748B"/>
+          <w:sz w:val="20"/>
+        </w:rPr>
+        <w:t>ạ</w:t>
+      </w:r>
+      <w:r>
+        <w:rPr>
+          <w:i/>
+          <w:color w:val="64748B"/>
+          <w:sz w:val="20"/>
+        </w:rPr>
+        <w:t>ch ghi cái gì ph</w:t>
+      </w:r>
+      <w:r>
+        <w:rPr>
+          <w:i/>
+          <w:color w:val="64748B"/>
+          <w:sz w:val="20"/>
+        </w:rPr>
+        <w:t>ả</w:t>
+      </w:r>
+      <w:r>
+        <w:rPr>
+          <w:i/>
+          <w:color w:val="64748B"/>
+          <w:sz w:val="20"/>
+        </w:rPr>
+        <w:t>i làm đúng cái đó – Nhóm trư</w:t>
+      </w:r>
+      <w:r>
+        <w:rPr>
+          <w:i/>
+          <w:color w:val="64748B"/>
+          <w:sz w:val="20"/>
+        </w:rPr>
+        <w:t>ở</w:t>
+      </w:r>
+      <w:r>
+        <w:rPr>
+          <w:i/>
+          <w:color w:val="64748B"/>
+          <w:sz w:val="20"/>
+        </w:rPr>
+        <w:t>ng rà soát t</w:t>
+      </w:r>
+      <w:r>
+        <w:rPr>
+          <w:i/>
+          <w:color w:val="64748B"/>
+          <w:sz w:val="20"/>
+        </w:rPr>
+        <w:t>ừ</w:t>
+      </w:r>
+      <w:r>
+        <w:rPr>
+          <w:i/>
+          <w:color w:val="64748B"/>
+          <w:sz w:val="20"/>
+        </w:rPr>
+        <w:t>ng dòng code</w:t>
       </w:r>
     </w:p>
     <w:p>
@@ -69,7 +316,28 @@
           <w:color w:val="0052FF"/>
           <w:sz w:val="26"/>
         </w:rPr>
-        <w:t>1. THÔNG TIN DỰ ÁN &amp; PHÂN CÔNG THÀNH VIÊN</w:t>
+        <w:t>1. THÔNG TIN D</w:t>
+      </w:r>
+      <w:r>
+        <w:rPr>
+          <w:color w:val="0052FF"/>
+          <w:sz w:val="26"/>
+        </w:rPr>
+        <w:t>Ự</w:t>
+      </w:r>
+      <w:r>
+        <w:rPr>
+          <w:color w:val="0052FF"/>
+          <w:sz w:val="26"/>
+        </w:rPr>
+        <w:t xml:space="preserve"> ÁN &amp; PHÂN CÔNG </w:t>
+      </w:r>
+      <w:r>
+        <w:rPr>
+          <w:color w:val="0052FF"/>
+          <w:sz w:val="26"/>
+        </w:rPr>
+        <w:t>THÀNH VIÊN</w:t>
       </w:r>
     </w:p>
     <w:tbl>
@@ -96,9 +364,6 @@
           <w:p>
             <w:pPr>
               <w:jc w:val="center"/>
-              <w:rPr>
-                <w:rFonts w:hint="eastAsia"/>
-              </w:rPr>
             </w:pPr>
             <w:r>
               <w:rPr>
@@ -106,7 +371,23 @@
                 <w:color w:val="FFFFFF"/>
                 <w:sz w:val="20"/>
               </w:rPr>
-              <w:t>Họ và Tên</w:t>
+              <w:t>H</w:t>
+            </w:r>
+            <w:r>
+              <w:rPr>
+                <w:b/>
+                <w:color w:val="FFFFFF"/>
+                <w:sz w:val="20"/>
+              </w:rPr>
+              <w:t>ọ</w:t>
+            </w:r>
+            <w:r>
+              <w:rPr>
+                <w:b/>
+                <w:color w:val="FFFFFF"/>
+                <w:sz w:val="20"/>
+              </w:rPr>
+              <w:t xml:space="preserve"> và Tên</w:t>
             </w:r>
           </w:p>
         </w:tc>
@@ -118,9 +399,6 @@
           <w:p>
             <w:pPr>
               <w:jc w:val="center"/>
-              <w:rPr>
-                <w:rFonts w:hint="eastAsia"/>
-              </w:rPr>
             </w:pPr>
             <w:r>
               <w:rPr>
@@ -140,9 +418,6 @@
           <w:p>
             <w:pPr>
               <w:jc w:val="center"/>
-              <w:rPr>
-                <w:rFonts w:hint="eastAsia"/>
-              </w:rPr>
             </w:pPr>
             <w:r>
               <w:rPr>
@@ -150,7 +425,23 @@
                 <w:color w:val="FFFFFF"/>
                 <w:sz w:val="20"/>
               </w:rPr>
-              <w:t>Nhánh Git Phụ Trách</w:t>
+              <w:t>Nhánh Git Ph</w:t>
+            </w:r>
+            <w:r>
+              <w:rPr>
+                <w:b/>
+                <w:color w:val="FFFFFF"/>
+                <w:sz w:val="20"/>
+              </w:rPr>
+              <w:t>ụ</w:t>
+            </w:r>
+            <w:r>
+              <w:rPr>
+                <w:b/>
+                <w:color w:val="FFFFFF"/>
+                <w:sz w:val="20"/>
+              </w:rPr>
+              <w:t xml:space="preserve"> Trách</w:t>
             </w:r>
           </w:p>
         </w:tc>
@@ -165,17 +456,26 @@
             <w:shd w:val="clear" w:color="auto" w:fill="F1F5F9"/>
           </w:tcPr>
           <w:p>
-            <w:pPr>
-              <w:rPr>
-                <w:rFonts w:hint="eastAsia"/>
-              </w:rPr>
-            </w:pPr>
             <w:r>
               <w:rPr>
                 <w:b/>
                 <w:sz w:val="19"/>
               </w:rPr>
-              <w:t>Võ Bảo Lân</w:t>
+              <w:t>Võ B</w:t>
+            </w:r>
+            <w:r>
+              <w:rPr>
+                <w:b/>
+                <w:sz w:val="19"/>
+              </w:rPr>
+              <w:t>ả</w:t>
+            </w:r>
+            <w:r>
+              <w:rPr>
+                <w:b/>
+                <w:sz w:val="19"/>
+              </w:rPr>
+              <w:t>o Lân</w:t>
             </w:r>
           </w:p>
         </w:tc>
@@ -185,23 +485,42 @@
             <w:shd w:val="clear" w:color="auto" w:fill="F1F5F9"/>
           </w:tcPr>
           <w:p>
-            <w:pPr>
-              <w:rPr>
-                <w:rFonts w:hint="eastAsia"/>
-              </w:rPr>
-            </w:pPr>
             <w:r>
               <w:rPr>
                 <w:sz w:val="19"/>
               </w:rPr>
-              <w:t>Nhóm Trưởng (Lead Developer)</w:t>
+              <w:t>Nhóm Trư</w:t>
             </w:r>
             <w:r>
               <w:rPr>
                 <w:sz w:val="19"/>
               </w:rPr>
+              <w:t>ở</w:t>
+            </w:r>
+            <w:r>
+              <w:rPr>
+                <w:sz w:val="19"/>
+              </w:rPr>
+              <w:t>ng (Lead Developer)</w:t>
+            </w:r>
+            <w:r>
+              <w:rPr>
+                <w:sz w:val="19"/>
+              </w:rPr>
               <w:br/>
-              <w:t>Quản lý Layout &amp; CRUD</w:t>
+              <w:t>Qu</w:t>
+            </w:r>
+            <w:r>
+              <w:rPr>
+                <w:sz w:val="19"/>
+              </w:rPr>
+              <w:t>ả</w:t>
+            </w:r>
+            <w:r>
+              <w:rPr>
+                <w:sz w:val="19"/>
+              </w:rPr>
+              <w:t>n lý Layout &amp; CRUD</w:t>
             </w:r>
           </w:p>
         </w:tc>
@@ -211,11 +530,6 @@
             <w:shd w:val="clear" w:color="auto" w:fill="F1F5F9"/>
           </w:tcPr>
           <w:p>
-            <w:pPr>
-              <w:rPr>
-                <w:rFonts w:hint="eastAsia"/>
-              </w:rPr>
-            </w:pPr>
             <w:r>
               <w:rPr>
                 <w:sz w:val="19"/>
@@ -241,17 +555,26 @@
             <w:shd w:val="clear" w:color="auto" w:fill="FFFFFF"/>
           </w:tcPr>
           <w:p>
-            <w:pPr>
-              <w:rPr>
-                <w:rFonts w:hint="eastAsia"/>
-              </w:rPr>
-            </w:pPr>
             <w:r>
               <w:rPr>
                 <w:b/>
                 <w:sz w:val="19"/>
               </w:rPr>
-              <w:t>Võ Thành Đạt</w:t>
+              <w:t>Võ Thành Đ</w:t>
+            </w:r>
+            <w:r>
+              <w:rPr>
+                <w:b/>
+                <w:sz w:val="19"/>
+              </w:rPr>
+              <w:t>ạ</w:t>
+            </w:r>
+            <w:r>
+              <w:rPr>
+                <w:b/>
+                <w:sz w:val="19"/>
+              </w:rPr>
+              <w:t>t</w:t>
             </w:r>
           </w:p>
         </w:tc>
@@ -261,11 +584,6 @@
             <w:shd w:val="clear" w:color="auto" w:fill="FFFFFF"/>
           </w:tcPr>
           <w:p>
-            <w:pPr>
-              <w:rPr>
-                <w:rFonts w:hint="eastAsia"/>
-              </w:rPr>
-            </w:pPr>
             <w:r>
               <w:rPr>
                 <w:sz w:val="19"/>
@@ -277,7 +595,19 @@
                 <w:sz w:val="19"/>
               </w:rPr>
               <w:br/>
-              <w:t>Auth, Form Validation &amp; Giỏ hàng</w:t>
+              <w:t>Auth, Form Validation &amp; Gi</w:t>
+            </w:r>
+            <w:r>
+              <w:rPr>
+                <w:sz w:val="19"/>
+              </w:rPr>
+              <w:t>ỏ</w:t>
+            </w:r>
+            <w:r>
+              <w:rPr>
+                <w:sz w:val="19"/>
+              </w:rPr>
+              <w:t xml:space="preserve"> hàng</w:t>
             </w:r>
           </w:p>
         </w:tc>
@@ -287,11 +617,6 @@
             <w:shd w:val="clear" w:color="auto" w:fill="FFFFFF"/>
           </w:tcPr>
           <w:p>
-            <w:pPr>
-              <w:rPr>
-                <w:rFonts w:hint="eastAsia"/>
-              </w:rPr>
-            </w:pPr>
             <w:r>
               <w:rPr>
                 <w:sz w:val="19"/>
@@ -317,11 +642,6 @@
             <w:shd w:val="clear" w:color="auto" w:fill="F1F5F9"/>
           </w:tcPr>
           <w:p>
-            <w:pPr>
-              <w:rPr>
-                <w:rFonts w:hint="eastAsia"/>
-              </w:rPr>
-            </w:pPr>
             <w:r>
               <w:rPr>
                 <w:b/>
@@ -337,16 +657,17 @@
             <w:shd w:val="clear" w:color="auto" w:fill="F1F5F9"/>
           </w:tcPr>
           <w:p>
-            <w:pPr>
-              <w:rPr>
-                <w:rFonts w:hint="eastAsia"/>
-              </w:rPr>
-            </w:pPr>
             <w:r>
               <w:rPr>
                 <w:sz w:val="19"/>
               </w:rPr>
-              <w:t>Thành Viên (Frontend Dev)</w:t>
+              <w:t xml:space="preserve">Thành Viên </w:t>
+            </w:r>
+            <w:r>
+              <w:rPr>
+                <w:sz w:val="19"/>
+              </w:rPr>
+              <w:t>(Frontend Dev)</w:t>
             </w:r>
             <w:r>
               <w:rPr>
@@ -363,11 +684,6 @@
             <w:shd w:val="clear" w:color="auto" w:fill="F1F5F9"/>
           </w:tcPr>
           <w:p>
-            <w:pPr>
-              <w:rPr>
-                <w:rFonts w:hint="eastAsia"/>
-              </w:rPr>
-            </w:pPr>
             <w:r>
               <w:rPr>
                 <w:sz w:val="19"/>
@@ -384,13 +700,7 @@
         </w:tc>
       </w:tr>
     </w:tbl>
-    <w:p>
-      <w:pPr>
-        <w:rPr>
-          <w:rFonts w:hint="eastAsia"/>
-        </w:rPr>
-      </w:pPr>
-    </w:p>
+    <w:p/>
     <w:p>
       <w:pPr>
         <w:pStyle w:val="Heading1"/>
@@ -400,52 +710,278 @@
           <w:color w:val="0052FF"/>
           <w:sz w:val="26"/>
         </w:rPr>
-        <w:t>2. NGUYÊN TẮC LÀM VIỆC &amp; TIÊU CHUẨN KỸ THUẬT</w:t>
+        <w:t>2. NGUYÊN T</w:t>
+      </w:r>
+      <w:r>
+        <w:rPr>
+          <w:color w:val="0052FF"/>
+          <w:sz w:val="26"/>
+        </w:rPr>
+        <w:t>Ắ</w:t>
+      </w:r>
+      <w:r>
+        <w:rPr>
+          <w:color w:val="0052FF"/>
+          <w:sz w:val="26"/>
+        </w:rPr>
+        <w:t>C LÀM VI</w:t>
+      </w:r>
+      <w:r>
+        <w:rPr>
+          <w:color w:val="0052FF"/>
+          <w:sz w:val="26"/>
+        </w:rPr>
+        <w:t>Ệ</w:t>
+      </w:r>
+      <w:r>
+        <w:rPr>
+          <w:color w:val="0052FF"/>
+          <w:sz w:val="26"/>
+        </w:rPr>
+        <w:t>C &amp; TIÊU CHU</w:t>
+      </w:r>
+      <w:r>
+        <w:rPr>
+          <w:color w:val="0052FF"/>
+          <w:sz w:val="26"/>
+        </w:rPr>
+        <w:t>Ẩ</w:t>
+      </w:r>
+      <w:r>
+        <w:rPr>
+          <w:color w:val="0052FF"/>
+          <w:sz w:val="26"/>
+        </w:rPr>
+        <w:t>N K</w:t>
+      </w:r>
+      <w:r>
+        <w:rPr>
+          <w:color w:val="0052FF"/>
+          <w:sz w:val="26"/>
+        </w:rPr>
+        <w:t>Ỹ</w:t>
+      </w:r>
+      <w:r>
+        <w:rPr>
+          <w:color w:val="0052FF"/>
+          <w:sz w:val="26"/>
+        </w:rPr>
+        <w:t xml:space="preserve"> THU</w:t>
+      </w:r>
+      <w:r>
+        <w:rPr>
+          <w:color w:val="0052FF"/>
+          <w:sz w:val="26"/>
+        </w:rPr>
+        <w:t>Ậ</w:t>
+      </w:r>
+      <w:r>
+        <w:rPr>
+          <w:color w:val="0052FF"/>
+          <w:sz w:val="26"/>
+        </w:rPr>
+        <w:t>T</w:t>
       </w:r>
     </w:p>
     <w:p>
       <w:pPr>
         <w:pStyle w:val="ListBullet"/>
         <w:spacing w:after="80"/>
-        <w:rPr>
-          <w:rFonts w:hint="eastAsia"/>
-        </w:rPr>
       </w:pPr>
       <w:r>
-        <w:t>🔴 Nguyên tắc bắt buộc: Kế hoạch ghi cái gì phải làm đúng cái đó – Nhóm trưởng trực tiếp kiểm tra và rà soát từng dòng code trước khi bàn giao/merge.</w:t>
+        <w:t>🔴</w:t>
+      </w:r>
+      <w:r>
+        <w:t xml:space="preserve"> Nguyên t</w:t>
+      </w:r>
+      <w:r>
+        <w:t>ắ</w:t>
+      </w:r>
+      <w:r>
+        <w:t>c b</w:t>
+      </w:r>
+      <w:r>
+        <w:t>ắ</w:t>
+      </w:r>
+      <w:r>
+        <w:t>t bu</w:t>
+      </w:r>
+      <w:r>
+        <w:t>ộ</w:t>
+      </w:r>
+      <w:r>
+        <w:t>c: K</w:t>
+      </w:r>
+      <w:r>
+        <w:t>ế</w:t>
+      </w:r>
+      <w:r>
+        <w:t xml:space="preserve"> ho</w:t>
+      </w:r>
+      <w:r>
+        <w:t>ạ</w:t>
+      </w:r>
+      <w:r>
+        <w:t>ch ghi cái gì ph</w:t>
+      </w:r>
+      <w:r>
+        <w:t>ả</w:t>
+      </w:r>
+      <w:r>
+        <w:t>i làm đúng cái đó – Nhóm trư</w:t>
+      </w:r>
+      <w:r>
+        <w:t>ở</w:t>
+      </w:r>
+      <w:r>
+        <w:t>ng tr</w:t>
+      </w:r>
+      <w:r>
+        <w:t>ự</w:t>
+      </w:r>
+      <w:r>
+        <w:t>c ti</w:t>
+      </w:r>
+      <w:r>
+        <w:t>ế</w:t>
+      </w:r>
+      <w:r>
+        <w:t>p ki</w:t>
+      </w:r>
+      <w:r>
+        <w:t>ể</w:t>
+      </w:r>
+      <w:r>
+        <w:t>m tra và rà soát t</w:t>
+      </w:r>
+      <w:r>
+        <w:t>ừ</w:t>
+      </w:r>
+      <w:r>
+        <w:t>ng dòng code trư</w:t>
+      </w:r>
+      <w:r>
+        <w:t>ớ</w:t>
+      </w:r>
+      <w:r>
+        <w:t>c khi bàn giao/mer</w:t>
+      </w:r>
+      <w:r>
+        <w:t>ge.</w:t>
       </w:r>
     </w:p>
     <w:p>
       <w:pPr>
         <w:pStyle w:val="ListBullet"/>
         <w:spacing w:after="80"/>
-        <w:rPr>
-          <w:rFonts w:hint="eastAsia"/>
-        </w:rPr>
       </w:pPr>
       <w:r>
-        <w:t>🌿 Quy trình Git chuẩn: Không commit trực tiếp vào main. Mỗi thành viên lập trình trên nhánh riêng (feature), hoàn thành thì tạo Pull Request (PR) để nhóm trưởng duyệt.</w:t>
+        <w:t>🌿</w:t>
+      </w:r>
+      <w:r>
+        <w:t xml:space="preserve"> Quy trình Git chu</w:t>
+      </w:r>
+      <w:r>
+        <w:t>ẩ</w:t>
+      </w:r>
+      <w:r>
+        <w:t>n: Không commit tr</w:t>
+      </w:r>
+      <w:r>
+        <w:t>ự</w:t>
+      </w:r>
+      <w:r>
+        <w:t>c ti</w:t>
+      </w:r>
+      <w:r>
+        <w:t>ế</w:t>
+      </w:r>
+      <w:r>
+        <w:t>p vào main. M</w:t>
+      </w:r>
+      <w:r>
+        <w:t>ỗ</w:t>
+      </w:r>
+      <w:r>
+        <w:t>i thành viên l</w:t>
+      </w:r>
+      <w:r>
+        <w:t>ậ</w:t>
+      </w:r>
+      <w:r>
+        <w:t>p trình trên nhánh riêng (feature), hoàn thành thì t</w:t>
+      </w:r>
+      <w:r>
+        <w:t>ạ</w:t>
+      </w:r>
+      <w:r>
+        <w:t>o Pull Request (PR) đ</w:t>
+      </w:r>
+      <w:r>
+        <w:t>ể</w:t>
+      </w:r>
+      <w:r>
+        <w:t xml:space="preserve"> nhóm trư</w:t>
+      </w:r>
+      <w:r>
+        <w:t>ở</w:t>
+      </w:r>
+      <w:r>
+        <w:t>ng duy</w:t>
+      </w:r>
+      <w:r>
+        <w:t>ệ</w:t>
+      </w:r>
+      <w:r>
+        <w:t>t.</w:t>
       </w:r>
     </w:p>
     <w:p>
       <w:pPr>
         <w:pStyle w:val="ListBullet"/>
         <w:spacing w:after="80"/>
-        <w:rPr>
-          <w:rFonts w:hint="eastAsia"/>
-        </w:rPr>
       </w:pPr>
       <w:r>
-        <w:t>📱 Responsive toàn diện: Giao diện hiển thị hoàn hảo trên Desktop (1200px+), Tablet (768px) và Mobile (375-480px).</w:t>
+        <w:t>📱</w:t>
+      </w:r>
+      <w:r>
+        <w:t xml:space="preserve"> Responsive toàn di</w:t>
+      </w:r>
+      <w:r>
+        <w:t>ệ</w:t>
+      </w:r>
+      <w:r>
+        <w:t>n: Giao di</w:t>
+      </w:r>
+      <w:r>
+        <w:t>ệ</w:t>
+      </w:r>
+      <w:r>
+        <w:t>n hi</w:t>
+      </w:r>
+      <w:r>
+        <w:t>ể</w:t>
+      </w:r>
+      <w:r>
+        <w:t>n th</w:t>
+      </w:r>
+      <w:r>
+        <w:t>ị</w:t>
+      </w:r>
+      <w:r>
+        <w:t xml:space="preserve"> hoàn h</w:t>
+      </w:r>
+      <w:r>
+        <w:t>ả</w:t>
+      </w:r>
+      <w:r>
+        <w:t>o trên Desktop (1200px+), Tablet</w:t>
+      </w:r>
+      <w:r>
+        <w:t xml:space="preserve"> (768px) và Mobile (375-480px).</w:t>
       </w:r>
     </w:p>
-    <w:p>
-      <w:pPr>
-        <w:rPr>
-          <w:rFonts w:hint="eastAsia"/>
-        </w:rPr>
-      </w:pPr>
-    </w:p>
+    <w:p/>
     <w:p>
       <w:pPr>
         <w:pStyle w:val="Heading1"/>
@@ -455,7 +991,63 @@
           <w:color w:val="0052FF"/>
           <w:sz w:val="26"/>
         </w:rPr>
-        <w:t>3. BẢNG PHÂN CHIA 14 NHIỆM VỤ CHI TIẾT (TASK MATRIX)</w:t>
+        <w:t>3. B</w:t>
+      </w:r>
+      <w:r>
+        <w:rPr>
+          <w:color w:val="0052FF"/>
+          <w:sz w:val="26"/>
+        </w:rPr>
+        <w:t>Ả</w:t>
+      </w:r>
+      <w:r>
+        <w:rPr>
+          <w:color w:val="0052FF"/>
+          <w:sz w:val="26"/>
+        </w:rPr>
+        <w:t>NG PHÂN CHIA 14 NHI</w:t>
+      </w:r>
+      <w:r>
+        <w:rPr>
+          <w:color w:val="0052FF"/>
+          <w:sz w:val="26"/>
+        </w:rPr>
+        <w:t>Ệ</w:t>
+      </w:r>
+      <w:r>
+        <w:rPr>
+          <w:color w:val="0052FF"/>
+          <w:sz w:val="26"/>
+        </w:rPr>
+        <w:t>M V</w:t>
+      </w:r>
+      <w:r>
+        <w:rPr>
+          <w:color w:val="0052FF"/>
+          <w:sz w:val="26"/>
+        </w:rPr>
+        <w:t>Ụ</w:t>
+      </w:r>
+      <w:r>
+        <w:rPr>
+          <w:color w:val="0052FF"/>
+          <w:sz w:val="26"/>
+        </w:rPr>
+        <w:t xml:space="preserve"> CHI TI</w:t>
+      </w:r>
+      <w:r>
+        <w:rPr>
+          <w:color w:val="0052FF"/>
+          <w:sz w:val="26"/>
+        </w:rPr>
+        <w:t>Ế</w:t>
+      </w:r>
+      <w:r>
+        <w:rPr>
+          <w:color w:val="0052FF"/>
+          <w:sz w:val="26"/>
+        </w:rPr>
+        <w:t>T (TASK MATRIX)</w:t>
       </w:r>
     </w:p>
     <w:tbl>
@@ -484,9 +1076,6 @@
           <w:p>
             <w:pPr>
               <w:jc w:val="center"/>
-              <w:rPr>
-                <w:rFonts w:hint="eastAsia"/>
-              </w:rPr>
             </w:pPr>
             <w:r>
               <w:rPr>
@@ -506,9 +1095,6 @@
           <w:p>
             <w:pPr>
               <w:jc w:val="center"/>
-              <w:rPr>
-                <w:rFonts w:hint="eastAsia"/>
-              </w:rPr>
             </w:pPr>
             <w:r>
               <w:rPr>
@@ -516,7 +1102,39 @@
                 <w:color w:val="FFFFFF"/>
                 <w:sz w:val="18"/>
               </w:rPr>
-              <w:t>Hạng Mục / Tính Năng</w:t>
+              <w:t>H</w:t>
+            </w:r>
+            <w:r>
+              <w:rPr>
+                <w:b/>
+                <w:color w:val="FFFFFF"/>
+                <w:sz w:val="18"/>
+              </w:rPr>
+              <w:t>ạ</w:t>
+            </w:r>
+            <w:r>
+              <w:rPr>
+                <w:b/>
+                <w:color w:val="FFFFFF"/>
+                <w:sz w:val="18"/>
+              </w:rPr>
+              <w:t>ng M</w:t>
+            </w:r>
+            <w:r>
+              <w:rPr>
+                <w:b/>
+                <w:color w:val="FFFFFF"/>
+                <w:sz w:val="18"/>
+              </w:rPr>
+              <w:t>ụ</w:t>
+            </w:r>
+            <w:r>
+              <w:rPr>
+                <w:b/>
+                <w:color w:val="FFFFFF"/>
+                <w:sz w:val="18"/>
+              </w:rPr>
+              <w:t>c / Tính Năng</w:t>
             </w:r>
           </w:p>
         </w:tc>
@@ -528,9 +1146,6 @@
           <w:p>
             <w:pPr>
               <w:jc w:val="center"/>
-              <w:rPr>
-                <w:rFonts w:hint="eastAsia"/>
-              </w:rPr>
             </w:pPr>
             <w:r>
               <w:rPr>
@@ -538,7 +1153,23 @@
                 <w:color w:val="FFFFFF"/>
                 <w:sz w:val="18"/>
               </w:rPr>
-              <w:t>Phụ Trách</w:t>
+              <w:t>Ph</w:t>
+            </w:r>
+            <w:r>
+              <w:rPr>
+                <w:b/>
+                <w:color w:val="FFFFFF"/>
+                <w:sz w:val="18"/>
+              </w:rPr>
+              <w:t>ụ</w:t>
+            </w:r>
+            <w:r>
+              <w:rPr>
+                <w:b/>
+                <w:color w:val="FFFFFF"/>
+                <w:sz w:val="18"/>
+              </w:rPr>
+              <w:t xml:space="preserve"> Trách</w:t>
             </w:r>
           </w:p>
         </w:tc>
@@ -550,9 +1181,6 @@
           <w:p>
             <w:pPr>
               <w:jc w:val="center"/>
-              <w:rPr>
-                <w:rFonts w:hint="eastAsia"/>
-              </w:rPr>
             </w:pPr>
             <w:r>
               <w:rPr>
@@ -560,7 +1188,23 @@
                 <w:color w:val="FFFFFF"/>
                 <w:sz w:val="18"/>
               </w:rPr>
-              <w:t>Tiêu Chuẩn Hoàn Thành (DoD)</w:t>
+              <w:t>Tiêu Chu</w:t>
+            </w:r>
+            <w:r>
+              <w:rPr>
+                <w:b/>
+                <w:color w:val="FFFFFF"/>
+                <w:sz w:val="18"/>
+              </w:rPr>
+              <w:t>ẩ</w:t>
+            </w:r>
+            <w:r>
+              <w:rPr>
+                <w:b/>
+                <w:color w:val="FFFFFF"/>
+                <w:sz w:val="18"/>
+              </w:rPr>
+              <w:t>n Hoàn Thành (DoD)</w:t>
             </w:r>
           </w:p>
         </w:tc>
@@ -572,9 +1216,6 @@
           <w:p>
             <w:pPr>
               <w:jc w:val="center"/>
-              <w:rPr>
-                <w:rFonts w:hint="eastAsia"/>
-              </w:rPr>
             </w:pPr>
             <w:r>
               <w:rPr>
@@ -599,9 +1240,6 @@
           <w:p>
             <w:pPr>
               <w:jc w:val="center"/>
-              <w:rPr>
-                <w:rFonts w:hint="eastAsia"/>
-              </w:rPr>
             </w:pPr>
             <w:r>
               <w:rPr>
@@ -617,16 +1255,59 @@
             <w:shd w:val="clear" w:color="auto" w:fill="F8FAFC"/>
           </w:tcPr>
           <w:p>
-            <w:pPr>
-              <w:rPr>
-                <w:rFonts w:hint="eastAsia"/>
-              </w:rPr>
-            </w:pPr>
-            <w:r>
-              <w:rPr>
-                <w:sz w:val="17"/>
-              </w:rPr>
-              <w:t>Bố cục Layout tổng thể &amp; Header/Footer</w:t>
+            <w:r>
+              <w:rPr>
+                <w:sz w:val="17"/>
+              </w:rPr>
+              <w:t>B</w:t>
+            </w:r>
+            <w:r>
+              <w:rPr>
+                <w:sz w:val="17"/>
+              </w:rPr>
+              <w:t>ố</w:t>
+            </w:r>
+            <w:r>
+              <w:rPr>
+                <w:sz w:val="17"/>
+              </w:rPr>
+              <w:t xml:space="preserve"> c</w:t>
+            </w:r>
+            <w:r>
+              <w:rPr>
+                <w:sz w:val="17"/>
+              </w:rPr>
+              <w:t>ụ</w:t>
+            </w:r>
+            <w:r>
+              <w:rPr>
+                <w:sz w:val="17"/>
+              </w:rPr>
+              <w:t>c Layout t</w:t>
+            </w:r>
+            <w:r>
+              <w:rPr>
+                <w:sz w:val="17"/>
+              </w:rPr>
+              <w:t>ổ</w:t>
+            </w:r>
+            <w:r>
+              <w:rPr>
+                <w:sz w:val="17"/>
+              </w:rPr>
+              <w:t>ng th</w:t>
+            </w:r>
+            <w:r>
+              <w:rPr>
+                <w:sz w:val="17"/>
+              </w:rPr>
+              <w:t>ể</w:t>
+            </w:r>
+            <w:r>
+              <w:rPr>
+                <w:sz w:val="17"/>
+              </w:rPr>
+              <w:t xml:space="preserve"> &amp; Header/Footer</w:t>
             </w:r>
           </w:p>
         </w:tc>
@@ -636,16 +1317,23 @@
             <w:shd w:val="clear" w:color="auto" w:fill="F8FAFC"/>
           </w:tcPr>
           <w:p>
-            <w:pPr>
-              <w:rPr>
-                <w:rFonts w:hint="eastAsia"/>
-              </w:rPr>
-            </w:pPr>
-            <w:r>
-              <w:rPr>
-                <w:sz w:val="17"/>
-              </w:rPr>
-              <w:t>Võ Bảo Lân</w:t>
+            <w:r>
+              <w:rPr>
+                <w:sz w:val="17"/>
+              </w:rPr>
+              <w:t>Võ B</w:t>
+            </w:r>
+            <w:r>
+              <w:rPr>
+                <w:sz w:val="17"/>
+              </w:rPr>
+              <w:t>ả</w:t>
+            </w:r>
+            <w:r>
+              <w:rPr>
+                <w:sz w:val="17"/>
+              </w:rPr>
+              <w:t>o Lân</w:t>
             </w:r>
           </w:p>
         </w:tc>
@@ -655,16 +1343,53 @@
             <w:shd w:val="clear" w:color="auto" w:fill="F8FAFC"/>
           </w:tcPr>
           <w:p>
-            <w:pPr>
-              <w:rPr>
-                <w:rFonts w:hint="eastAsia"/>
-              </w:rPr>
-            </w:pPr>
-            <w:r>
-              <w:rPr>
-                <w:sz w:val="17"/>
-              </w:rPr>
-              <w:t>HTML5 ngữ nghĩa, CSS Grid/Flexbox, Hero Video tự phát mượt mà có nút âm thanh.</w:t>
+            <w:r>
+              <w:rPr>
+                <w:sz w:val="17"/>
+              </w:rPr>
+              <w:t>HTML5 ng</w:t>
+            </w:r>
+            <w:r>
+              <w:rPr>
+                <w:sz w:val="17"/>
+              </w:rPr>
+              <w:t>ữ</w:t>
+            </w:r>
+            <w:r>
+              <w:rPr>
+                <w:sz w:val="17"/>
+              </w:rPr>
+              <w:t xml:space="preserve"> nghĩa, CSS </w:t>
+            </w:r>
+            <w:r>
+              <w:rPr>
+                <w:sz w:val="17"/>
+              </w:rPr>
+              <w:t>Grid/Flexbox, Hero Video t</w:t>
+            </w:r>
+            <w:r>
+              <w:rPr>
+                <w:sz w:val="17"/>
+              </w:rPr>
+              <w:t>ự</w:t>
+            </w:r>
+            <w:r>
+              <w:rPr>
+                <w:sz w:val="17"/>
+              </w:rPr>
+              <w:t xml:space="preserve"> phát mư</w:t>
+            </w:r>
+            <w:r>
+              <w:rPr>
+                <w:sz w:val="17"/>
+              </w:rPr>
+              <w:t>ợ</w:t>
+            </w:r>
+            <w:r>
+              <w:rPr>
+                <w:sz w:val="17"/>
+              </w:rPr>
+              <w:t>t mà có nút âm thanh.</w:t>
             </w:r>
           </w:p>
         </w:tc>
@@ -676,9 +1401,6 @@
           <w:p>
             <w:pPr>
               <w:jc w:val="center"/>
-              <w:rPr>
-                <w:rFonts w:hint="eastAsia"/>
-              </w:rPr>
             </w:pPr>
             <w:r>
               <w:rPr>
@@ -686,7 +1408,23 @@
                 <w:color w:val="10B981"/>
                 <w:sz w:val="17"/>
               </w:rPr>
-              <w:t>Đạt [x]</w:t>
+              <w:t>Đ</w:t>
+            </w:r>
+            <w:r>
+              <w:rPr>
+                <w:b/>
+                <w:color w:val="10B981"/>
+                <w:sz w:val="17"/>
+              </w:rPr>
+              <w:t>ạ</w:t>
+            </w:r>
+            <w:r>
+              <w:rPr>
+                <w:b/>
+                <w:color w:val="10B981"/>
+                <w:sz w:val="17"/>
+              </w:rPr>
+              <w:t>t [x]</w:t>
             </w:r>
           </w:p>
         </w:tc>
@@ -703,9 +1441,6 @@
           <w:p>
             <w:pPr>
               <w:jc w:val="center"/>
-              <w:rPr>
-                <w:rFonts w:hint="eastAsia"/>
-              </w:rPr>
             </w:pPr>
             <w:r>
               <w:rPr>
@@ -721,16 +1456,23 @@
             <w:shd w:val="clear" w:color="auto" w:fill="FFFFFF"/>
           </w:tcPr>
           <w:p>
-            <w:pPr>
-              <w:rPr>
-                <w:rFonts w:hint="eastAsia"/>
-              </w:rPr>
-            </w:pPr>
-            <w:r>
-              <w:rPr>
-                <w:sz w:val="17"/>
-              </w:rPr>
-              <w:t>Chức năng Wishlist CRUD (Yêu thích)</w:t>
+            <w:r>
+              <w:rPr>
+                <w:sz w:val="17"/>
+              </w:rPr>
+              <w:t>Ch</w:t>
+            </w:r>
+            <w:r>
+              <w:rPr>
+                <w:sz w:val="17"/>
+              </w:rPr>
+              <w:t>ứ</w:t>
+            </w:r>
+            <w:r>
+              <w:rPr>
+                <w:sz w:val="17"/>
+              </w:rPr>
+              <w:t>c năng Wishlist CRUD (Yêu thích)</w:t>
             </w:r>
           </w:p>
         </w:tc>
@@ -740,16 +1482,23 @@
             <w:shd w:val="clear" w:color="auto" w:fill="FFFFFF"/>
           </w:tcPr>
           <w:p>
-            <w:pPr>
-              <w:rPr>
-                <w:rFonts w:hint="eastAsia"/>
-              </w:rPr>
-            </w:pPr>
-            <w:r>
-              <w:rPr>
-                <w:sz w:val="17"/>
-              </w:rPr>
-              <w:t>Võ Bảo Lân</w:t>
+            <w:r>
+              <w:rPr>
+                <w:sz w:val="17"/>
+              </w:rPr>
+              <w:t>Võ B</w:t>
+            </w:r>
+            <w:r>
+              <w:rPr>
+                <w:sz w:val="17"/>
+              </w:rPr>
+              <w:t>ả</w:t>
+            </w:r>
+            <w:r>
+              <w:rPr>
+                <w:sz w:val="17"/>
+              </w:rPr>
+              <w:t>o Lân</w:t>
             </w:r>
           </w:p>
         </w:tc>
@@ -759,16 +1508,35 @@
             <w:shd w:val="clear" w:color="auto" w:fill="FFFFFF"/>
           </w:tcPr>
           <w:p>
-            <w:pPr>
-              <w:rPr>
-                <w:rFonts w:hint="eastAsia"/>
-              </w:rPr>
-            </w:pPr>
-            <w:r>
-              <w:rPr>
-                <w:sz w:val="17"/>
-              </w:rPr>
-              <w:t>Nút thả tim ❤️ thêm/xóa game yêu thích, xem danh sách, lưu LocalStorage.</w:t>
+            <w:r>
+              <w:rPr>
+                <w:sz w:val="17"/>
+              </w:rPr>
+              <w:t>Nút th</w:t>
+            </w:r>
+            <w:r>
+              <w:rPr>
+                <w:sz w:val="17"/>
+              </w:rPr>
+              <w:t>ả</w:t>
+            </w:r>
+            <w:r>
+              <w:rPr>
+                <w:sz w:val="17"/>
+              </w:rPr>
+              <w:t xml:space="preserve"> tim ❤</w:t>
+            </w:r>
+            <w:r>
+              <w:rPr>
+                <w:sz w:val="17"/>
+              </w:rPr>
+              <w:t>️</w:t>
+            </w:r>
+            <w:r>
+              <w:rPr>
+                <w:sz w:val="17"/>
+              </w:rPr>
+              <w:t xml:space="preserve"> thêm/xóa game yêu thích, xem danh sách, lưu LocalStorage.</w:t>
             </w:r>
           </w:p>
         </w:tc>
@@ -780,15 +1548,24 @@
           <w:p>
             <w:pPr>
               <w:jc w:val="center"/>
-              <w:rPr>
-                <w:rFonts w:hint="eastAsia"/>
-              </w:rPr>
             </w:pPr>
             <w:r>
               <w:rPr>
                 <w:sz w:val="17"/>
               </w:rPr>
-              <w:t>Chờ [ ]</w:t>
+              <w:t>Ch</w:t>
+            </w:r>
+            <w:r>
+              <w:rPr>
+                <w:sz w:val="17"/>
+              </w:rPr>
+              <w:t>ờ</w:t>
+            </w:r>
+            <w:r>
+              <w:rPr>
+                <w:sz w:val="17"/>
+              </w:rPr>
+              <w:t xml:space="preserve"> [ ]</w:t>
             </w:r>
           </w:p>
         </w:tc>
@@ -805,9 +1582,6 @@
           <w:p>
             <w:pPr>
               <w:jc w:val="center"/>
-              <w:rPr>
-                <w:rFonts w:hint="eastAsia"/>
-              </w:rPr>
             </w:pPr>
             <w:r>
               <w:rPr>
@@ -823,16 +1597,47 @@
             <w:shd w:val="clear" w:color="auto" w:fill="F8FAFC"/>
           </w:tcPr>
           <w:p>
-            <w:pPr>
-              <w:rPr>
-                <w:rFonts w:hint="eastAsia"/>
-              </w:rPr>
-            </w:pPr>
-            <w:r>
-              <w:rPr>
-                <w:sz w:val="17"/>
-              </w:rPr>
-              <w:t>Chức năng Admin Mini CRUD (Quản trị Game)</w:t>
+            <w:r>
+              <w:rPr>
+                <w:sz w:val="17"/>
+              </w:rPr>
+              <w:t>Ch</w:t>
+            </w:r>
+            <w:r>
+              <w:rPr>
+                <w:sz w:val="17"/>
+              </w:rPr>
+              <w:t>ứ</w:t>
+            </w:r>
+            <w:r>
+              <w:rPr>
+                <w:sz w:val="17"/>
+              </w:rPr>
+              <w:t>c năng Admin Mini CRUD (Qu</w:t>
+            </w:r>
+            <w:r>
+              <w:rPr>
+                <w:sz w:val="17"/>
+              </w:rPr>
+              <w:t>ả</w:t>
+            </w:r>
+            <w:r>
+              <w:rPr>
+                <w:sz w:val="17"/>
+              </w:rPr>
+              <w:t>n tr</w:t>
+            </w:r>
+            <w:r>
+              <w:rPr>
+                <w:sz w:val="17"/>
+              </w:rPr>
+              <w:t>ị</w:t>
+            </w:r>
+            <w:r>
+              <w:rPr>
+                <w:sz w:val="17"/>
+              </w:rPr>
+              <w:t xml:space="preserve"> Game)</w:t>
             </w:r>
           </w:p>
         </w:tc>
@@ -842,16 +1647,23 @@
             <w:shd w:val="clear" w:color="auto" w:fill="F8FAFC"/>
           </w:tcPr>
           <w:p>
-            <w:pPr>
-              <w:rPr>
-                <w:rFonts w:hint="eastAsia"/>
-              </w:rPr>
-            </w:pPr>
-            <w:r>
-              <w:rPr>
-                <w:sz w:val="17"/>
-              </w:rPr>
-              <w:t>Võ Bảo Lân</w:t>
+            <w:r>
+              <w:rPr>
+                <w:sz w:val="17"/>
+              </w:rPr>
+              <w:t>Võ B</w:t>
+            </w:r>
+            <w:r>
+              <w:rPr>
+                <w:sz w:val="17"/>
+              </w:rPr>
+              <w:t>ả</w:t>
+            </w:r>
+            <w:r>
+              <w:rPr>
+                <w:sz w:val="17"/>
+              </w:rPr>
+              <w:t>o Lân</w:t>
             </w:r>
           </w:p>
         </w:tc>
@@ -861,16 +1673,47 @@
             <w:shd w:val="clear" w:color="auto" w:fill="F8FAFC"/>
           </w:tcPr>
           <w:p>
-            <w:pPr>
-              <w:rPr>
-                <w:rFonts w:hint="eastAsia"/>
-              </w:rPr>
-            </w:pPr>
-            <w:r>
-              <w:rPr>
-                <w:sz w:val="17"/>
-              </w:rPr>
-              <w:t>Modal thêm game mới, sửa giá/thông tin, xóa game khỏi kho LocalStorage.</w:t>
+            <w:r>
+              <w:rPr>
+                <w:sz w:val="17"/>
+              </w:rPr>
+              <w:t>Modal thêm game m</w:t>
+            </w:r>
+            <w:r>
+              <w:rPr>
+                <w:sz w:val="17"/>
+              </w:rPr>
+              <w:t>ớ</w:t>
+            </w:r>
+            <w:r>
+              <w:rPr>
+                <w:sz w:val="17"/>
+              </w:rPr>
+              <w:t>i, s</w:t>
+            </w:r>
+            <w:r>
+              <w:rPr>
+                <w:sz w:val="17"/>
+              </w:rPr>
+              <w:t>ử</w:t>
+            </w:r>
+            <w:r>
+              <w:rPr>
+                <w:sz w:val="17"/>
+              </w:rPr>
+              <w:t>a giá/thông tin, xóa game kh</w:t>
+            </w:r>
+            <w:r>
+              <w:rPr>
+                <w:sz w:val="17"/>
+              </w:rPr>
+              <w:t>ỏ</w:t>
+            </w:r>
+            <w:r>
+              <w:rPr>
+                <w:sz w:val="17"/>
+              </w:rPr>
+              <w:t>i kho LocalStorage.</w:t>
             </w:r>
           </w:p>
         </w:tc>
@@ -882,15 +1725,24 @@
           <w:p>
             <w:pPr>
               <w:jc w:val="center"/>
-              <w:rPr>
-                <w:rFonts w:hint="eastAsia"/>
-              </w:rPr>
             </w:pPr>
             <w:r>
               <w:rPr>
                 <w:sz w:val="17"/>
               </w:rPr>
-              <w:t>Chờ [ ]</w:t>
+              <w:t>Ch</w:t>
+            </w:r>
+            <w:r>
+              <w:rPr>
+                <w:sz w:val="17"/>
+              </w:rPr>
+              <w:t>ờ</w:t>
+            </w:r>
+            <w:r>
+              <w:rPr>
+                <w:sz w:val="17"/>
+              </w:rPr>
+              <w:t xml:space="preserve"> [ ]</w:t>
             </w:r>
           </w:p>
         </w:tc>
@@ -907,9 +1759,6 @@
           <w:p>
             <w:pPr>
               <w:jc w:val="center"/>
-              <w:rPr>
-                <w:rFonts w:hint="eastAsia"/>
-              </w:rPr>
             </w:pPr>
             <w:r>
               <w:rPr>
@@ -925,16 +1774,35 @@
             <w:shd w:val="clear" w:color="auto" w:fill="FFFFFF"/>
           </w:tcPr>
           <w:p>
-            <w:pPr>
-              <w:rPr>
-                <w:rFonts w:hint="eastAsia"/>
-              </w:rPr>
-            </w:pPr>
-            <w:r>
-              <w:rPr>
-                <w:sz w:val="17"/>
-              </w:rPr>
-              <w:t>Rà soát mã nguồn &amp; Duyệt Pull Request</w:t>
+            <w:r>
+              <w:rPr>
+                <w:sz w:val="17"/>
+              </w:rPr>
+              <w:t>Rà soát mã ngu</w:t>
+            </w:r>
+            <w:r>
+              <w:rPr>
+                <w:sz w:val="17"/>
+              </w:rPr>
+              <w:t>ồ</w:t>
+            </w:r>
+            <w:r>
+              <w:rPr>
+                <w:sz w:val="17"/>
+              </w:rPr>
+              <w:t>n &amp; Duy</w:t>
+            </w:r>
+            <w:r>
+              <w:rPr>
+                <w:sz w:val="17"/>
+              </w:rPr>
+              <w:t>ệ</w:t>
+            </w:r>
+            <w:r>
+              <w:rPr>
+                <w:sz w:val="17"/>
+              </w:rPr>
+              <w:t>t Pull Request</w:t>
             </w:r>
           </w:p>
         </w:tc>
@@ -944,16 +1812,23 @@
             <w:shd w:val="clear" w:color="auto" w:fill="FFFFFF"/>
           </w:tcPr>
           <w:p>
-            <w:pPr>
-              <w:rPr>
-                <w:rFonts w:hint="eastAsia"/>
-              </w:rPr>
-            </w:pPr>
-            <w:r>
-              <w:rPr>
-                <w:sz w:val="17"/>
-              </w:rPr>
-              <w:t>Võ Bảo Lân</w:t>
+            <w:r>
+              <w:rPr>
+                <w:sz w:val="17"/>
+              </w:rPr>
+              <w:t>Võ B</w:t>
+            </w:r>
+            <w:r>
+              <w:rPr>
+                <w:sz w:val="17"/>
+              </w:rPr>
+              <w:t>ả</w:t>
+            </w:r>
+            <w:r>
+              <w:rPr>
+                <w:sz w:val="17"/>
+              </w:rPr>
+              <w:t>o Lân</w:t>
             </w:r>
           </w:p>
         </w:tc>
@@ -963,16 +1838,95 @@
             <w:shd w:val="clear" w:color="auto" w:fill="FFFFFF"/>
           </w:tcPr>
           <w:p>
-            <w:pPr>
-              <w:rPr>
-                <w:rFonts w:hint="eastAsia"/>
-              </w:rPr>
-            </w:pPr>
-            <w:r>
-              <w:rPr>
-                <w:sz w:val="17"/>
-              </w:rPr>
-              <w:t xml:space="preserve">Kiểm tra tính hợp lệ của code, test lỗi trên trình duyệt trước khi merge vào </w:t>
+            <w:r>
+              <w:rPr>
+                <w:sz w:val="17"/>
+              </w:rPr>
+              <w:t>Ki</w:t>
+            </w:r>
+            <w:r>
+              <w:rPr>
+                <w:sz w:val="17"/>
+              </w:rPr>
+              <w:t>ể</w:t>
+            </w:r>
+            <w:r>
+              <w:rPr>
+                <w:sz w:val="17"/>
+              </w:rPr>
+              <w:t>m tra tính h</w:t>
+            </w:r>
+            <w:r>
+              <w:rPr>
+                <w:sz w:val="17"/>
+              </w:rPr>
+              <w:t>ợ</w:t>
+            </w:r>
+            <w:r>
+              <w:rPr>
+                <w:sz w:val="17"/>
+              </w:rPr>
+              <w:t>p l</w:t>
+            </w:r>
+            <w:r>
+              <w:rPr>
+                <w:sz w:val="17"/>
+              </w:rPr>
+              <w:t>ệ</w:t>
+            </w:r>
+            <w:r>
+              <w:rPr>
+                <w:sz w:val="17"/>
+              </w:rPr>
+              <w:t xml:space="preserve"> c</w:t>
+            </w:r>
+            <w:r>
+              <w:rPr>
+                <w:sz w:val="17"/>
+              </w:rPr>
+              <w:t>ủ</w:t>
+            </w:r>
+            <w:r>
+              <w:rPr>
+                <w:sz w:val="17"/>
+              </w:rPr>
+              <w:t>a code, test l</w:t>
+            </w:r>
+            <w:r>
+              <w:rPr>
+                <w:sz w:val="17"/>
+              </w:rPr>
+              <w:t>ỗ</w:t>
+            </w:r>
+            <w:r>
+              <w:rPr>
+                <w:sz w:val="17"/>
+              </w:rPr>
+              <w:t>i trên trình duy</w:t>
+            </w:r>
+            <w:r>
+              <w:rPr>
+                <w:sz w:val="17"/>
+              </w:rPr>
+              <w:t>ệ</w:t>
+            </w:r>
+            <w:r>
+              <w:rPr>
+                <w:sz w:val="17"/>
+              </w:rPr>
+              <w:t>t trư</w:t>
+            </w:r>
+            <w:r>
+              <w:rPr>
+                <w:sz w:val="17"/>
+              </w:rPr>
+              <w:t>ớ</w:t>
+            </w:r>
+            <w:r>
+              <w:rPr>
+                <w:sz w:val="17"/>
+              </w:rPr>
+              <w:t xml:space="preserve">c khi merge vào </w:t>
             </w:r>
             <w:r>
               <w:rPr>
@@ -991,9 +1945,6 @@
           <w:p>
             <w:pPr>
               <w:jc w:val="center"/>
-              <w:rPr>
-                <w:rFonts w:hint="eastAsia"/>
-              </w:rPr>
             </w:pPr>
             <w:r>
               <w:rPr>
@@ -1017,9 +1968,6 @@
           <w:p>
             <w:pPr>
               <w:jc w:val="center"/>
-              <w:rPr>
-                <w:rFonts w:hint="eastAsia"/>
-              </w:rPr>
             </w:pPr>
             <w:r>
               <w:rPr>
@@ -1035,16 +1983,23 @@
             <w:shd w:val="clear" w:color="auto" w:fill="F8FAFC"/>
           </w:tcPr>
           <w:p>
-            <w:pPr>
-              <w:rPr>
-                <w:rFonts w:hint="eastAsia"/>
-              </w:rPr>
-            </w:pPr>
-            <w:r>
-              <w:rPr>
-                <w:sz w:val="17"/>
-              </w:rPr>
-              <w:t>Modal Đăng Ký &amp; Đăng Nhập</w:t>
+            <w:r>
+              <w:rPr>
+                <w:sz w:val="17"/>
+              </w:rPr>
+              <w:t>Modal Đăng Ký &amp; Đăng Nh</w:t>
+            </w:r>
+            <w:r>
+              <w:rPr>
+                <w:sz w:val="17"/>
+              </w:rPr>
+              <w:t>ậ</w:t>
+            </w:r>
+            <w:r>
+              <w:rPr>
+                <w:sz w:val="17"/>
+              </w:rPr>
+              <w:t>p</w:t>
             </w:r>
           </w:p>
         </w:tc>
@@ -1054,16 +2009,23 @@
             <w:shd w:val="clear" w:color="auto" w:fill="F8FAFC"/>
           </w:tcPr>
           <w:p>
-            <w:pPr>
-              <w:rPr>
-                <w:rFonts w:hint="eastAsia"/>
-              </w:rPr>
-            </w:pPr>
-            <w:r>
-              <w:rPr>
-                <w:sz w:val="17"/>
-              </w:rPr>
-              <w:t>Võ Thành Đạt</w:t>
+            <w:r>
+              <w:rPr>
+                <w:sz w:val="17"/>
+              </w:rPr>
+              <w:t>Võ Thành Đ</w:t>
+            </w:r>
+            <w:r>
+              <w:rPr>
+                <w:sz w:val="17"/>
+              </w:rPr>
+              <w:t>ạ</w:t>
+            </w:r>
+            <w:r>
+              <w:rPr>
+                <w:sz w:val="17"/>
+              </w:rPr>
+              <w:t>t</w:t>
             </w:r>
           </w:p>
         </w:tc>
@@ -1073,16 +2035,83 @@
             <w:shd w:val="clear" w:color="auto" w:fill="F8FAFC"/>
           </w:tcPr>
           <w:p>
-            <w:pPr>
-              <w:rPr>
-                <w:rFonts w:hint="eastAsia"/>
-              </w:rPr>
-            </w:pPr>
-            <w:r>
-              <w:rPr>
-                <w:sz w:val="17"/>
-              </w:rPr>
-              <w:t>Modal pop-up đẹp mắt, chuyển tab mượt mà giữa Đăng nhập và Đăng ký.</w:t>
+            <w:r>
+              <w:rPr>
+                <w:sz w:val="17"/>
+              </w:rPr>
+              <w:t>Modal pop-up đ</w:t>
+            </w:r>
+            <w:r>
+              <w:rPr>
+                <w:sz w:val="17"/>
+              </w:rPr>
+              <w:t>ẹ</w:t>
+            </w:r>
+            <w:r>
+              <w:rPr>
+                <w:sz w:val="17"/>
+              </w:rPr>
+              <w:t>p m</w:t>
+            </w:r>
+            <w:r>
+              <w:rPr>
+                <w:sz w:val="17"/>
+              </w:rPr>
+              <w:t>ắ</w:t>
+            </w:r>
+            <w:r>
+              <w:rPr>
+                <w:sz w:val="17"/>
+              </w:rPr>
+              <w:t>t, chuy</w:t>
+            </w:r>
+            <w:r>
+              <w:rPr>
+                <w:sz w:val="17"/>
+              </w:rPr>
+              <w:t>ể</w:t>
+            </w:r>
+            <w:r>
+              <w:rPr>
+                <w:sz w:val="17"/>
+              </w:rPr>
+              <w:t>n tab mư</w:t>
+            </w:r>
+            <w:r>
+              <w:rPr>
+                <w:sz w:val="17"/>
+              </w:rPr>
+              <w:t>ợ</w:t>
+            </w:r>
+            <w:r>
+              <w:rPr>
+                <w:sz w:val="17"/>
+              </w:rPr>
+              <w:t>t mà gi</w:t>
+            </w:r>
+            <w:r>
+              <w:rPr>
+                <w:sz w:val="17"/>
+              </w:rPr>
+              <w:t>ữ</w:t>
+            </w:r>
+            <w:r>
+              <w:rPr>
+                <w:sz w:val="17"/>
+              </w:rPr>
+              <w:t>a Đăng nh</w:t>
+            </w:r>
+            <w:r>
+              <w:rPr>
+                <w:sz w:val="17"/>
+              </w:rPr>
+              <w:t>ậ</w:t>
+            </w:r>
+            <w:r>
+              <w:rPr>
+                <w:sz w:val="17"/>
+              </w:rPr>
+              <w:t>p và Đăng ký.</w:t>
             </w:r>
           </w:p>
         </w:tc>
@@ -1094,15 +2123,14 @@
           <w:p>
             <w:pPr>
               <w:jc w:val="center"/>
-              <w:rPr>
-                <w:rFonts w:hint="eastAsia"/>
-              </w:rPr>
             </w:pPr>
             <w:r>
               <w:rPr>
-                <w:sz w:val="17"/>
-              </w:rPr>
-              <w:t>Chờ [ ]</w:t>
+                <w:b/>
+                <w:color w:val="10B981"/>
+                <w:sz w:val="17"/>
+              </w:rPr>
+              <w:t>Đạt [x]</w:t>
             </w:r>
           </w:p>
         </w:tc>
@@ -1119,9 +2147,6 @@
           <w:p>
             <w:pPr>
               <w:jc w:val="center"/>
-              <w:rPr>
-                <w:rFonts w:hint="eastAsia"/>
-              </w:rPr>
             </w:pPr>
             <w:r>
               <w:rPr>
@@ -1137,16 +2162,47 @@
             <w:shd w:val="clear" w:color="auto" w:fill="FFFFFF"/>
           </w:tcPr>
           <w:p>
-            <w:pPr>
-              <w:rPr>
-                <w:rFonts w:hint="eastAsia"/>
-              </w:rPr>
-            </w:pPr>
-            <w:r>
-              <w:rPr>
-                <w:sz w:val="17"/>
-              </w:rPr>
-              <w:t>Form Validation (Xác thực biểu mẫu)</w:t>
+            <w:r>
+              <w:rPr>
+                <w:sz w:val="17"/>
+              </w:rPr>
+              <w:t>Form Validation (Xác th</w:t>
+            </w:r>
+            <w:r>
+              <w:rPr>
+                <w:sz w:val="17"/>
+              </w:rPr>
+              <w:t>ự</w:t>
+            </w:r>
+            <w:r>
+              <w:rPr>
+                <w:sz w:val="17"/>
+              </w:rPr>
+              <w:t>c bi</w:t>
+            </w:r>
+            <w:r>
+              <w:rPr>
+                <w:sz w:val="17"/>
+              </w:rPr>
+              <w:t>ể</w:t>
+            </w:r>
+            <w:r>
+              <w:rPr>
+                <w:sz w:val="17"/>
+              </w:rPr>
+              <w:t>u m</w:t>
+            </w:r>
+            <w:r>
+              <w:rPr>
+                <w:sz w:val="17"/>
+              </w:rPr>
+              <w:t>ẫ</w:t>
+            </w:r>
+            <w:r>
+              <w:rPr>
+                <w:sz w:val="17"/>
+              </w:rPr>
+              <w:t>u)</w:t>
             </w:r>
           </w:p>
         </w:tc>
@@ -1156,16 +2212,29 @@
             <w:shd w:val="clear" w:color="auto" w:fill="FFFFFF"/>
           </w:tcPr>
           <w:p>
-            <w:pPr>
-              <w:rPr>
-                <w:rFonts w:hint="eastAsia"/>
-              </w:rPr>
-            </w:pPr>
-            <w:r>
-              <w:rPr>
-                <w:sz w:val="17"/>
-              </w:rPr>
-              <w:t>Võ Thành Đạt</w:t>
+            <w:r>
+              <w:rPr>
+                <w:sz w:val="17"/>
+              </w:rPr>
+              <w:t xml:space="preserve">Võ </w:t>
+            </w:r>
+            <w:r>
+              <w:rPr>
+                <w:sz w:val="17"/>
+              </w:rPr>
+              <w:t>Thành Đ</w:t>
+            </w:r>
+            <w:r>
+              <w:rPr>
+                <w:sz w:val="17"/>
+              </w:rPr>
+              <w:t>ạ</w:t>
+            </w:r>
+            <w:r>
+              <w:rPr>
+                <w:sz w:val="17"/>
+              </w:rPr>
+              <w:t>t</w:t>
             </w:r>
           </w:p>
         </w:tc>
@@ -1175,16 +2244,155 @@
             <w:shd w:val="clear" w:color="auto" w:fill="FFFFFF"/>
           </w:tcPr>
           <w:p>
-            <w:pPr>
-              <w:rPr>
-                <w:rFonts w:hint="eastAsia"/>
-              </w:rPr>
-            </w:pPr>
-            <w:r>
-              <w:rPr>
-                <w:sz w:val="17"/>
-              </w:rPr>
-              <w:t>Regex email chuẩn, mật khẩu &gt;= 6 ký tự, mật khẩu nhập lại trùng khớp, báo lỗi đỏ tức thì.</w:t>
+            <w:r>
+              <w:rPr>
+                <w:sz w:val="17"/>
+              </w:rPr>
+              <w:t>Regex email chu</w:t>
+            </w:r>
+            <w:r>
+              <w:rPr>
+                <w:sz w:val="17"/>
+              </w:rPr>
+              <w:t>ẩ</w:t>
+            </w:r>
+            <w:r>
+              <w:rPr>
+                <w:sz w:val="17"/>
+              </w:rPr>
+              <w:t>n, m</w:t>
+            </w:r>
+            <w:r>
+              <w:rPr>
+                <w:sz w:val="17"/>
+              </w:rPr>
+              <w:t>ậ</w:t>
+            </w:r>
+            <w:r>
+              <w:rPr>
+                <w:sz w:val="17"/>
+              </w:rPr>
+              <w:t>t kh</w:t>
+            </w:r>
+            <w:r>
+              <w:rPr>
+                <w:sz w:val="17"/>
+              </w:rPr>
+              <w:t>ẩ</w:t>
+            </w:r>
+            <w:r>
+              <w:rPr>
+                <w:sz w:val="17"/>
+              </w:rPr>
+              <w:t>u &gt;= 6 ký t</w:t>
+            </w:r>
+            <w:r>
+              <w:rPr>
+                <w:sz w:val="17"/>
+              </w:rPr>
+              <w:t>ự</w:t>
+            </w:r>
+            <w:r>
+              <w:rPr>
+                <w:sz w:val="17"/>
+              </w:rPr>
+              <w:t>, m</w:t>
+            </w:r>
+            <w:r>
+              <w:rPr>
+                <w:sz w:val="17"/>
+              </w:rPr>
+              <w:t>ậ</w:t>
+            </w:r>
+            <w:r>
+              <w:rPr>
+                <w:sz w:val="17"/>
+              </w:rPr>
+              <w:t>t kh</w:t>
+            </w:r>
+            <w:r>
+              <w:rPr>
+                <w:sz w:val="17"/>
+              </w:rPr>
+              <w:t>ẩ</w:t>
+            </w:r>
+            <w:r>
+              <w:rPr>
+                <w:sz w:val="17"/>
+              </w:rPr>
+              <w:t>u nh</w:t>
+            </w:r>
+            <w:r>
+              <w:rPr>
+                <w:sz w:val="17"/>
+              </w:rPr>
+              <w:t>ậ</w:t>
+            </w:r>
+            <w:r>
+              <w:rPr>
+                <w:sz w:val="17"/>
+              </w:rPr>
+              <w:t>p l</w:t>
+            </w:r>
+            <w:r>
+              <w:rPr>
+                <w:sz w:val="17"/>
+              </w:rPr>
+              <w:t>ạ</w:t>
+            </w:r>
+            <w:r>
+              <w:rPr>
+                <w:sz w:val="17"/>
+              </w:rPr>
+              <w:t>i trùng kh</w:t>
+            </w:r>
+            <w:r>
+              <w:rPr>
+                <w:sz w:val="17"/>
+              </w:rPr>
+              <w:t>ớ</w:t>
+            </w:r>
+            <w:r>
+              <w:rPr>
+                <w:sz w:val="17"/>
+              </w:rPr>
+              <w:t>p, báo l</w:t>
+            </w:r>
+            <w:r>
+              <w:rPr>
+                <w:sz w:val="17"/>
+              </w:rPr>
+              <w:t>ỗ</w:t>
+            </w:r>
+            <w:r>
+              <w:rPr>
+                <w:sz w:val="17"/>
+              </w:rPr>
+              <w:t>i đ</w:t>
+            </w:r>
+            <w:r>
+              <w:rPr>
+                <w:sz w:val="17"/>
+              </w:rPr>
+              <w:t>ỏ</w:t>
+            </w:r>
+            <w:r>
+              <w:rPr>
+                <w:sz w:val="17"/>
+              </w:rPr>
+              <w:t xml:space="preserve"> t</w:t>
+            </w:r>
+            <w:r>
+              <w:rPr>
+                <w:sz w:val="17"/>
+              </w:rPr>
+              <w:t>ứ</w:t>
+            </w:r>
+            <w:r>
+              <w:rPr>
+                <w:sz w:val="17"/>
+              </w:rPr>
+              <w:t>c thì.</w:t>
             </w:r>
           </w:p>
         </w:tc>
@@ -1196,15 +2404,14 @@
           <w:p>
             <w:pPr>
               <w:jc w:val="center"/>
-              <w:rPr>
-                <w:rFonts w:hint="eastAsia"/>
-              </w:rPr>
             </w:pPr>
             <w:r>
               <w:rPr>
-                <w:sz w:val="17"/>
-              </w:rPr>
-              <w:t>Chờ [ ]</w:t>
+                <w:b/>
+                <w:color w:val="10B981"/>
+                <w:sz w:val="17"/>
+              </w:rPr>
+              <w:t>Đạt [x]</w:t>
             </w:r>
           </w:p>
         </w:tc>
@@ -1221,9 +2428,6 @@
           <w:p>
             <w:pPr>
               <w:jc w:val="center"/>
-              <w:rPr>
-                <w:rFonts w:hint="eastAsia"/>
-              </w:rPr>
             </w:pPr>
             <w:r>
               <w:rPr>
@@ -1239,16 +2443,59 @@
             <w:shd w:val="clear" w:color="auto" w:fill="F8FAFC"/>
           </w:tcPr>
           <w:p>
-            <w:pPr>
-              <w:rPr>
-                <w:rFonts w:hint="eastAsia"/>
-              </w:rPr>
-            </w:pPr>
-            <w:r>
-              <w:rPr>
-                <w:sz w:val="17"/>
-              </w:rPr>
-              <w:t>Nút Ẩn/Hiện Mật Khẩu (Toggle Password)</w:t>
+            <w:r>
+              <w:rPr>
+                <w:sz w:val="17"/>
+              </w:rPr>
+              <w:t xml:space="preserve">Nút </w:t>
+            </w:r>
+            <w:r>
+              <w:rPr>
+                <w:sz w:val="17"/>
+              </w:rPr>
+              <w:t>Ẩ</w:t>
+            </w:r>
+            <w:r>
+              <w:rPr>
+                <w:sz w:val="17"/>
+              </w:rPr>
+              <w:t>n/Hi</w:t>
+            </w:r>
+            <w:r>
+              <w:rPr>
+                <w:sz w:val="17"/>
+              </w:rPr>
+              <w:t>ệ</w:t>
+            </w:r>
+            <w:r>
+              <w:rPr>
+                <w:sz w:val="17"/>
+              </w:rPr>
+              <w:t>n M</w:t>
+            </w:r>
+            <w:r>
+              <w:rPr>
+                <w:sz w:val="17"/>
+              </w:rPr>
+              <w:t>ậ</w:t>
+            </w:r>
+            <w:r>
+              <w:rPr>
+                <w:sz w:val="17"/>
+              </w:rPr>
+              <w:t>t Kh</w:t>
+            </w:r>
+            <w:r>
+              <w:rPr>
+                <w:sz w:val="17"/>
+              </w:rPr>
+              <w:t>ẩ</w:t>
+            </w:r>
+            <w:r>
+              <w:rPr>
+                <w:sz w:val="17"/>
+              </w:rPr>
+              <w:t>u (Toggle Password)</w:t>
             </w:r>
           </w:p>
         </w:tc>
@@ -1258,16 +2505,23 @@
             <w:shd w:val="clear" w:color="auto" w:fill="F8FAFC"/>
           </w:tcPr>
           <w:p>
-            <w:pPr>
-              <w:rPr>
-                <w:rFonts w:hint="eastAsia"/>
-              </w:rPr>
-            </w:pPr>
-            <w:r>
-              <w:rPr>
-                <w:sz w:val="17"/>
-              </w:rPr>
-              <w:t>Võ Thành Đạt</w:t>
+            <w:r>
+              <w:rPr>
+                <w:sz w:val="17"/>
+              </w:rPr>
+              <w:t>Võ Thành Đ</w:t>
+            </w:r>
+            <w:r>
+              <w:rPr>
+                <w:sz w:val="17"/>
+              </w:rPr>
+              <w:t>ạ</w:t>
+            </w:r>
+            <w:r>
+              <w:rPr>
+                <w:sz w:val="17"/>
+              </w:rPr>
+              <w:t>t</w:t>
             </w:r>
           </w:p>
         </w:tc>
@@ -1277,16 +2531,113 @@
             <w:shd w:val="clear" w:color="auto" w:fill="F8FAFC"/>
           </w:tcPr>
           <w:p>
-            <w:pPr>
-              <w:rPr>
-                <w:rFonts w:hint="eastAsia"/>
-              </w:rPr>
-            </w:pPr>
-            <w:r>
-              <w:rPr>
-                <w:sz w:val="17"/>
-              </w:rPr>
-              <w:t>Icon mắt 👁️ cho phép xem hoặc ẩn ký tự mật khẩu khi nhập form.</w:t>
+            <w:r>
+              <w:rPr>
+                <w:sz w:val="17"/>
+              </w:rPr>
+              <w:t>Icon m</w:t>
+            </w:r>
+            <w:r>
+              <w:rPr>
+                <w:sz w:val="17"/>
+              </w:rPr>
+              <w:t>ắ</w:t>
+            </w:r>
+            <w:r>
+              <w:rPr>
+                <w:sz w:val="17"/>
+              </w:rPr>
+              <w:t xml:space="preserve">t </w:t>
+            </w:r>
+            <w:r>
+              <w:rPr>
+                <w:sz w:val="17"/>
+              </w:rPr>
+              <w:t>👁</w:t>
+            </w:r>
+            <w:r>
+              <w:rPr>
+                <w:sz w:val="17"/>
+              </w:rPr>
+              <w:t>️</w:t>
+            </w:r>
+            <w:r>
+              <w:rPr>
+                <w:sz w:val="17"/>
+              </w:rPr>
+              <w:t xml:space="preserve"> cho phép xem ho</w:t>
+            </w:r>
+            <w:r>
+              <w:rPr>
+                <w:sz w:val="17"/>
+              </w:rPr>
+              <w:t>ặ</w:t>
+            </w:r>
+            <w:r>
+              <w:rPr>
+                <w:sz w:val="17"/>
+              </w:rPr>
+              <w:t xml:space="preserve">c </w:t>
+            </w:r>
+            <w:r>
+              <w:rPr>
+                <w:sz w:val="17"/>
+              </w:rPr>
+              <w:t>ẩ</w:t>
+            </w:r>
+            <w:r>
+              <w:rPr>
+                <w:sz w:val="17"/>
+              </w:rPr>
+              <w:t>n ký t</w:t>
+            </w:r>
+            <w:r>
+              <w:rPr>
+                <w:sz w:val="17"/>
+              </w:rPr>
+              <w:t>ự</w:t>
+            </w:r>
+            <w:r>
+              <w:rPr>
+                <w:sz w:val="17"/>
+              </w:rPr>
+              <w:t xml:space="preserve"> m</w:t>
+            </w:r>
+            <w:r>
+              <w:rPr>
+                <w:sz w:val="17"/>
+              </w:rPr>
+              <w:t>ậ</w:t>
+            </w:r>
+            <w:r>
+              <w:rPr>
+                <w:sz w:val="17"/>
+              </w:rPr>
+              <w:t>t kh</w:t>
+            </w:r>
+            <w:r>
+              <w:rPr>
+                <w:sz w:val="17"/>
+              </w:rPr>
+              <w:t>ẩ</w:t>
+            </w:r>
+            <w:r>
+              <w:rPr>
+                <w:sz w:val="17"/>
+              </w:rPr>
+              <w:t>u khi nh</w:t>
+            </w:r>
+            <w:r>
+              <w:rPr>
+                <w:sz w:val="17"/>
+              </w:rPr>
+              <w:t>ậ</w:t>
+            </w:r>
+            <w:r>
+              <w:rPr>
+                <w:sz w:val="17"/>
+              </w:rPr>
+              <w:t>p form.</w:t>
             </w:r>
           </w:p>
         </w:tc>
@@ -1298,15 +2649,24 @@
           <w:p>
             <w:pPr>
               <w:jc w:val="center"/>
-              <w:rPr>
-                <w:rFonts w:hint="eastAsia"/>
-              </w:rPr>
             </w:pPr>
             <w:r>
               <w:rPr>
                 <w:sz w:val="17"/>
               </w:rPr>
-              <w:t>Chờ [ ]</w:t>
+              <w:t>Ch</w:t>
+            </w:r>
+            <w:r>
+              <w:rPr>
+                <w:sz w:val="17"/>
+              </w:rPr>
+              <w:t>ờ</w:t>
+            </w:r>
+            <w:r>
+              <w:rPr>
+                <w:sz w:val="17"/>
+              </w:rPr>
+              <w:t xml:space="preserve"> [ ]</w:t>
             </w:r>
           </w:p>
         </w:tc>
@@ -1323,9 +2683,6 @@
           <w:p>
             <w:pPr>
               <w:jc w:val="center"/>
-              <w:rPr>
-                <w:rFonts w:hint="eastAsia"/>
-              </w:rPr>
             </w:pPr>
             <w:r>
               <w:rPr>
@@ -1341,16 +2698,29 @@
             <w:shd w:val="clear" w:color="auto" w:fill="FFFFFF"/>
           </w:tcPr>
           <w:p>
-            <w:pPr>
-              <w:rPr>
-                <w:rFonts w:hint="eastAsia"/>
-              </w:rPr>
-            </w:pPr>
-            <w:r>
-              <w:rPr>
-                <w:sz w:val="17"/>
-              </w:rPr>
-              <w:t>Giỏ Hàng (Cart Drawer) &amp; Voucher Code</w:t>
+            <w:r>
+              <w:rPr>
+                <w:sz w:val="17"/>
+              </w:rPr>
+              <w:t>Gi</w:t>
+            </w:r>
+            <w:r>
+              <w:rPr>
+                <w:sz w:val="17"/>
+              </w:rPr>
+              <w:t>ỏ</w:t>
+            </w:r>
+            <w:r>
+              <w:rPr>
+                <w:sz w:val="17"/>
+              </w:rPr>
+              <w:t xml:space="preserve"> Hàng </w:t>
+            </w:r>
+            <w:r>
+              <w:rPr>
+                <w:sz w:val="17"/>
+              </w:rPr>
+              <w:t>(Cart Drawer) &amp; Voucher Code</w:t>
             </w:r>
           </w:p>
         </w:tc>
@@ -1360,16 +2730,23 @@
             <w:shd w:val="clear" w:color="auto" w:fill="FFFFFF"/>
           </w:tcPr>
           <w:p>
-            <w:pPr>
-              <w:rPr>
-                <w:rFonts w:hint="eastAsia"/>
-              </w:rPr>
-            </w:pPr>
-            <w:r>
-              <w:rPr>
-                <w:sz w:val="17"/>
-              </w:rPr>
-              <w:t>Võ Thành Đạt</w:t>
+            <w:r>
+              <w:rPr>
+                <w:sz w:val="17"/>
+              </w:rPr>
+              <w:t>Võ Thành Đ</w:t>
+            </w:r>
+            <w:r>
+              <w:rPr>
+                <w:sz w:val="17"/>
+              </w:rPr>
+              <w:t>ạ</w:t>
+            </w:r>
+            <w:r>
+              <w:rPr>
+                <w:sz w:val="17"/>
+              </w:rPr>
+              <w:t>t</w:t>
             </w:r>
           </w:p>
         </w:tc>
@@ -1379,16 +2756,59 @@
             <w:shd w:val="clear" w:color="auto" w:fill="FFFFFF"/>
           </w:tcPr>
           <w:p>
-            <w:pPr>
-              <w:rPr>
-                <w:rFonts w:hint="eastAsia"/>
-              </w:rPr>
-            </w:pPr>
-            <w:r>
-              <w:rPr>
-                <w:sz w:val="17"/>
-              </w:rPr>
-              <w:t>Thêm vào giỏ, tăng/giảm số lượng, xóa món, áp mã DRXVIP (-10%), lưu LocalStorage.</w:t>
+            <w:r>
+              <w:rPr>
+                <w:sz w:val="17"/>
+              </w:rPr>
+              <w:t>Thêm vào gi</w:t>
+            </w:r>
+            <w:r>
+              <w:rPr>
+                <w:sz w:val="17"/>
+              </w:rPr>
+              <w:t>ỏ</w:t>
+            </w:r>
+            <w:r>
+              <w:rPr>
+                <w:sz w:val="17"/>
+              </w:rPr>
+              <w:t>, tăng/gi</w:t>
+            </w:r>
+            <w:r>
+              <w:rPr>
+                <w:sz w:val="17"/>
+              </w:rPr>
+              <w:t>ả</w:t>
+            </w:r>
+            <w:r>
+              <w:rPr>
+                <w:sz w:val="17"/>
+              </w:rPr>
+              <w:t>m s</w:t>
+            </w:r>
+            <w:r>
+              <w:rPr>
+                <w:sz w:val="17"/>
+              </w:rPr>
+              <w:t>ố</w:t>
+            </w:r>
+            <w:r>
+              <w:rPr>
+                <w:sz w:val="17"/>
+              </w:rPr>
+              <w:t xml:space="preserve"> lư</w:t>
+            </w:r>
+            <w:r>
+              <w:rPr>
+                <w:sz w:val="17"/>
+              </w:rPr>
+              <w:t>ợ</w:t>
+            </w:r>
+            <w:r>
+              <w:rPr>
+                <w:sz w:val="17"/>
+              </w:rPr>
+              <w:t>ng, xóa món, áp mã DRXVIP (-10%), lưu LocalStorage.</w:t>
             </w:r>
           </w:p>
         </w:tc>
@@ -1400,15 +2820,24 @@
           <w:p>
             <w:pPr>
               <w:jc w:val="center"/>
-              <w:rPr>
-                <w:rFonts w:hint="eastAsia"/>
-              </w:rPr>
             </w:pPr>
             <w:r>
               <w:rPr>
                 <w:sz w:val="17"/>
               </w:rPr>
-              <w:t>Chờ [ ]</w:t>
+              <w:t>Ch</w:t>
+            </w:r>
+            <w:r>
+              <w:rPr>
+                <w:sz w:val="17"/>
+              </w:rPr>
+              <w:t>ờ</w:t>
+            </w:r>
+            <w:r>
+              <w:rPr>
+                <w:sz w:val="17"/>
+              </w:rPr>
+              <w:t xml:space="preserve"> [ ]</w:t>
             </w:r>
           </w:p>
         </w:tc>
@@ -1425,9 +2854,6 @@
           <w:p>
             <w:pPr>
               <w:jc w:val="center"/>
-              <w:rPr>
-                <w:rFonts w:hint="eastAsia"/>
-              </w:rPr>
             </w:pPr>
             <w:r>
               <w:rPr>
@@ -1443,16 +2869,23 @@
             <w:shd w:val="clear" w:color="auto" w:fill="F8FAFC"/>
           </w:tcPr>
           <w:p>
-            <w:pPr>
-              <w:rPr>
-                <w:rFonts w:hint="eastAsia"/>
-              </w:rPr>
-            </w:pPr>
-            <w:r>
-              <w:rPr>
-                <w:sz w:val="17"/>
-              </w:rPr>
-              <w:t>Form Checkout Thanh Toán Nhận Key</w:t>
+            <w:r>
+              <w:rPr>
+                <w:sz w:val="17"/>
+              </w:rPr>
+              <w:t>Form Checkout Thanh Toán Nh</w:t>
+            </w:r>
+            <w:r>
+              <w:rPr>
+                <w:sz w:val="17"/>
+              </w:rPr>
+              <w:t>ậ</w:t>
+            </w:r>
+            <w:r>
+              <w:rPr>
+                <w:sz w:val="17"/>
+              </w:rPr>
+              <w:t>n Key</w:t>
             </w:r>
           </w:p>
         </w:tc>
@@ -1462,16 +2895,23 @@
             <w:shd w:val="clear" w:color="auto" w:fill="F8FAFC"/>
           </w:tcPr>
           <w:p>
-            <w:pPr>
-              <w:rPr>
-                <w:rFonts w:hint="eastAsia"/>
-              </w:rPr>
-            </w:pPr>
-            <w:r>
-              <w:rPr>
-                <w:sz w:val="17"/>
-              </w:rPr>
-              <w:t>Võ Thành Đạt</w:t>
+            <w:r>
+              <w:rPr>
+                <w:sz w:val="17"/>
+              </w:rPr>
+              <w:t>Võ Thành Đ</w:t>
+            </w:r>
+            <w:r>
+              <w:rPr>
+                <w:sz w:val="17"/>
+              </w:rPr>
+              <w:t>ạ</w:t>
+            </w:r>
+            <w:r>
+              <w:rPr>
+                <w:sz w:val="17"/>
+              </w:rPr>
+              <w:t>t</w:t>
             </w:r>
           </w:p>
         </w:tc>
@@ -1481,16 +2921,77 @@
             <w:shd w:val="clear" w:color="auto" w:fill="F8FAFC"/>
           </w:tcPr>
           <w:p>
-            <w:pPr>
-              <w:rPr>
-                <w:rFonts w:hint="eastAsia"/>
-              </w:rPr>
-            </w:pPr>
-            <w:r>
-              <w:rPr>
-                <w:sz w:val="17"/>
-              </w:rPr>
-              <w:t>Xác thực Họ tên, SĐT Việt Nam (10 số), Email nhận mã key game, thông báo thành công.</w:t>
+            <w:r>
+              <w:rPr>
+                <w:sz w:val="17"/>
+              </w:rPr>
+              <w:t>Xác th</w:t>
+            </w:r>
+            <w:r>
+              <w:rPr>
+                <w:sz w:val="17"/>
+              </w:rPr>
+              <w:t>ự</w:t>
+            </w:r>
+            <w:r>
+              <w:rPr>
+                <w:sz w:val="17"/>
+              </w:rPr>
+              <w:t>c H</w:t>
+            </w:r>
+            <w:r>
+              <w:rPr>
+                <w:sz w:val="17"/>
+              </w:rPr>
+              <w:t>ọ</w:t>
+            </w:r>
+            <w:r>
+              <w:rPr>
+                <w:sz w:val="17"/>
+              </w:rPr>
+              <w:t xml:space="preserve"> tên, SĐT Vi</w:t>
+            </w:r>
+            <w:r>
+              <w:rPr>
+                <w:sz w:val="17"/>
+              </w:rPr>
+              <w:t>ệ</w:t>
+            </w:r>
+            <w:r>
+              <w:rPr>
+                <w:sz w:val="17"/>
+              </w:rPr>
+              <w:t>t Nam (10 s</w:t>
+            </w:r>
+            <w:r>
+              <w:rPr>
+                <w:sz w:val="17"/>
+              </w:rPr>
+              <w:t>ố</w:t>
+            </w:r>
+            <w:r>
+              <w:rPr>
+                <w:sz w:val="17"/>
+              </w:rPr>
+              <w:t>), Email nh</w:t>
+            </w:r>
+            <w:r>
+              <w:rPr>
+                <w:sz w:val="17"/>
+              </w:rPr>
+              <w:t>ậ</w:t>
+            </w:r>
+            <w:r>
+              <w:rPr>
+                <w:sz w:val="17"/>
+              </w:rPr>
+              <w:t xml:space="preserve">n mã key game, thông </w:t>
+            </w:r>
+            <w:r>
+              <w:rPr>
+                <w:sz w:val="17"/>
+              </w:rPr>
+              <w:t>báo thành công.</w:t>
             </w:r>
           </w:p>
         </w:tc>
@@ -1502,15 +3003,24 @@
           <w:p>
             <w:pPr>
               <w:jc w:val="center"/>
-              <w:rPr>
-                <w:rFonts w:hint="eastAsia"/>
-              </w:rPr>
             </w:pPr>
             <w:r>
               <w:rPr>
                 <w:sz w:val="17"/>
               </w:rPr>
-              <w:t>Chờ [ ]</w:t>
+              <w:t>Ch</w:t>
+            </w:r>
+            <w:r>
+              <w:rPr>
+                <w:sz w:val="17"/>
+              </w:rPr>
+              <w:t>ờ</w:t>
+            </w:r>
+            <w:r>
+              <w:rPr>
+                <w:sz w:val="17"/>
+              </w:rPr>
+              <w:t xml:space="preserve"> [ ]</w:t>
             </w:r>
           </w:p>
         </w:tc>
@@ -1527,9 +3037,6 @@
           <w:p>
             <w:pPr>
               <w:jc w:val="center"/>
-              <w:rPr>
-                <w:rFonts w:hint="eastAsia"/>
-              </w:rPr>
             </w:pPr>
             <w:r>
               <w:rPr>
@@ -1545,16 +3052,59 @@
             <w:shd w:val="clear" w:color="auto" w:fill="FFFFFF"/>
           </w:tcPr>
           <w:p>
-            <w:pPr>
-              <w:rPr>
-                <w:rFonts w:hint="eastAsia"/>
-              </w:rPr>
-            </w:pPr>
-            <w:r>
-              <w:rPr>
-                <w:sz w:val="17"/>
-              </w:rPr>
-              <w:t>Bộ Lọc Thể Loại Game (Multi-Filter Tabs)</w:t>
+            <w:r>
+              <w:rPr>
+                <w:sz w:val="17"/>
+              </w:rPr>
+              <w:t>B</w:t>
+            </w:r>
+            <w:r>
+              <w:rPr>
+                <w:sz w:val="17"/>
+              </w:rPr>
+              <w:t>ộ</w:t>
+            </w:r>
+            <w:r>
+              <w:rPr>
+                <w:sz w:val="17"/>
+              </w:rPr>
+              <w:t xml:space="preserve"> L</w:t>
+            </w:r>
+            <w:r>
+              <w:rPr>
+                <w:sz w:val="17"/>
+              </w:rPr>
+              <w:t>ọ</w:t>
+            </w:r>
+            <w:r>
+              <w:rPr>
+                <w:sz w:val="17"/>
+              </w:rPr>
+              <w:t>c Th</w:t>
+            </w:r>
+            <w:r>
+              <w:rPr>
+                <w:sz w:val="17"/>
+              </w:rPr>
+              <w:t>ể</w:t>
+            </w:r>
+            <w:r>
+              <w:rPr>
+                <w:sz w:val="17"/>
+              </w:rPr>
+              <w:t xml:space="preserve"> Lo</w:t>
+            </w:r>
+            <w:r>
+              <w:rPr>
+                <w:sz w:val="17"/>
+              </w:rPr>
+              <w:t>ạ</w:t>
+            </w:r>
+            <w:r>
+              <w:rPr>
+                <w:sz w:val="17"/>
+              </w:rPr>
+              <w:t>i Game (Multi-Filter Tabs)</w:t>
             </w:r>
           </w:p>
         </w:tc>
@@ -1564,11 +3114,6 @@
             <w:shd w:val="clear" w:color="auto" w:fill="FFFFFF"/>
           </w:tcPr>
           <w:p>
-            <w:pPr>
-              <w:rPr>
-                <w:rFonts w:hint="eastAsia"/>
-              </w:rPr>
-            </w:pPr>
             <w:r>
               <w:rPr>
                 <w:sz w:val="17"/>
@@ -1583,16 +3128,47 @@
             <w:shd w:val="clear" w:color="auto" w:fill="FFFFFF"/>
           </w:tcPr>
           <w:p>
-            <w:pPr>
-              <w:rPr>
-                <w:rFonts w:hint="eastAsia"/>
-              </w:rPr>
-            </w:pPr>
-            <w:r>
-              <w:rPr>
-                <w:sz w:val="17"/>
-              </w:rPr>
-              <w:t>Lọc nhanh danh sách game theo 6+ thể loại (Action, RPG, Souls-like, Indie, Co-op...).</w:t>
+            <w:r>
+              <w:rPr>
+                <w:sz w:val="17"/>
+              </w:rPr>
+              <w:t>L</w:t>
+            </w:r>
+            <w:r>
+              <w:rPr>
+                <w:sz w:val="17"/>
+              </w:rPr>
+              <w:t>ọ</w:t>
+            </w:r>
+            <w:r>
+              <w:rPr>
+                <w:sz w:val="17"/>
+              </w:rPr>
+              <w:t>c nhanh danh sách game theo 6+ th</w:t>
+            </w:r>
+            <w:r>
+              <w:rPr>
+                <w:sz w:val="17"/>
+              </w:rPr>
+              <w:t>ể</w:t>
+            </w:r>
+            <w:r>
+              <w:rPr>
+                <w:sz w:val="17"/>
+              </w:rPr>
+              <w:t xml:space="preserve"> lo</w:t>
+            </w:r>
+            <w:r>
+              <w:rPr>
+                <w:sz w:val="17"/>
+              </w:rPr>
+              <w:t>ạ</w:t>
+            </w:r>
+            <w:r>
+              <w:rPr>
+                <w:sz w:val="17"/>
+              </w:rPr>
+              <w:t>i (Action, RPG, Souls-like, Indie, Co-op...).</w:t>
             </w:r>
           </w:p>
         </w:tc>
@@ -1604,15 +3180,24 @@
           <w:p>
             <w:pPr>
               <w:jc w:val="center"/>
-              <w:rPr>
-                <w:rFonts w:hint="eastAsia"/>
-              </w:rPr>
             </w:pPr>
             <w:r>
               <w:rPr>
                 <w:sz w:val="17"/>
               </w:rPr>
-              <w:t>Chờ [ ]</w:t>
+              <w:t>Ch</w:t>
+            </w:r>
+            <w:r>
+              <w:rPr>
+                <w:sz w:val="17"/>
+              </w:rPr>
+              <w:t>ờ</w:t>
+            </w:r>
+            <w:r>
+              <w:rPr>
+                <w:sz w:val="17"/>
+              </w:rPr>
+              <w:t xml:space="preserve"> [ ]</w:t>
             </w:r>
           </w:p>
         </w:tc>
@@ -1629,9 +3214,6 @@
           <w:p>
             <w:pPr>
               <w:jc w:val="center"/>
-              <w:rPr>
-                <w:rFonts w:hint="eastAsia"/>
-              </w:rPr>
             </w:pPr>
             <w:r>
               <w:rPr>
@@ -1647,16 +3229,47 @@
             <w:shd w:val="clear" w:color="auto" w:fill="F8FAFC"/>
           </w:tcPr>
           <w:p>
-            <w:pPr>
-              <w:rPr>
-                <w:rFonts w:hint="eastAsia"/>
-              </w:rPr>
-            </w:pPr>
-            <w:r>
-              <w:rPr>
-                <w:sz w:val="17"/>
-              </w:rPr>
-              <w:t>Tìm Kiếm Trực Tiếp (Live Search)</w:t>
+            <w:r>
+              <w:rPr>
+                <w:sz w:val="17"/>
+              </w:rPr>
+              <w:t>Tìm Ki</w:t>
+            </w:r>
+            <w:r>
+              <w:rPr>
+                <w:sz w:val="17"/>
+              </w:rPr>
+              <w:t>ế</w:t>
+            </w:r>
+            <w:r>
+              <w:rPr>
+                <w:sz w:val="17"/>
+              </w:rPr>
+              <w:t>m Tr</w:t>
+            </w:r>
+            <w:r>
+              <w:rPr>
+                <w:sz w:val="17"/>
+              </w:rPr>
+              <w:t>ự</w:t>
+            </w:r>
+            <w:r>
+              <w:rPr>
+                <w:sz w:val="17"/>
+              </w:rPr>
+              <w:t>c Ti</w:t>
+            </w:r>
+            <w:r>
+              <w:rPr>
+                <w:sz w:val="17"/>
+              </w:rPr>
+              <w:t>ế</w:t>
+            </w:r>
+            <w:r>
+              <w:rPr>
+                <w:sz w:val="17"/>
+              </w:rPr>
+              <w:t>p (Live Search)</w:t>
             </w:r>
           </w:p>
         </w:tc>
@@ -1666,11 +3279,6 @@
             <w:shd w:val="clear" w:color="auto" w:fill="F8FAFC"/>
           </w:tcPr>
           <w:p>
-            <w:pPr>
-              <w:rPr>
-                <w:rFonts w:hint="eastAsia"/>
-              </w:rPr>
-            </w:pPr>
             <w:r>
               <w:rPr>
                 <w:sz w:val="17"/>
@@ -1685,16 +3293,113 @@
             <w:shd w:val="clear" w:color="auto" w:fill="F8FAFC"/>
           </w:tcPr>
           <w:p>
-            <w:pPr>
-              <w:rPr>
-                <w:rFonts w:hint="eastAsia"/>
-              </w:rPr>
-            </w:pPr>
-            <w:r>
-              <w:rPr>
-                <w:sz w:val="17"/>
-              </w:rPr>
-              <w:t>Ô tìm kiếm lọc tức thì theo thời gian thực khi gõ phím, tự động xóa tìm kiếm.</w:t>
+            <w:r>
+              <w:rPr>
+                <w:sz w:val="17"/>
+              </w:rPr>
+              <w:t>Ô tìm ki</w:t>
+            </w:r>
+            <w:r>
+              <w:rPr>
+                <w:sz w:val="17"/>
+              </w:rPr>
+              <w:t>ế</w:t>
+            </w:r>
+            <w:r>
+              <w:rPr>
+                <w:sz w:val="17"/>
+              </w:rPr>
+              <w:t>m l</w:t>
+            </w:r>
+            <w:r>
+              <w:rPr>
+                <w:sz w:val="17"/>
+              </w:rPr>
+              <w:t>ọ</w:t>
+            </w:r>
+            <w:r>
+              <w:rPr>
+                <w:sz w:val="17"/>
+              </w:rPr>
+              <w:t>c t</w:t>
+            </w:r>
+            <w:r>
+              <w:rPr>
+                <w:sz w:val="17"/>
+              </w:rPr>
+              <w:t>ứ</w:t>
+            </w:r>
+            <w:r>
+              <w:rPr>
+                <w:sz w:val="17"/>
+              </w:rPr>
+              <w:t xml:space="preserve">c thì </w:t>
+            </w:r>
+            <w:r>
+              <w:rPr>
+                <w:sz w:val="17"/>
+              </w:rPr>
+              <w:t>theo th</w:t>
+            </w:r>
+            <w:r>
+              <w:rPr>
+                <w:sz w:val="17"/>
+              </w:rPr>
+              <w:t>ờ</w:t>
+            </w:r>
+            <w:r>
+              <w:rPr>
+                <w:sz w:val="17"/>
+              </w:rPr>
+              <w:t>i gian th</w:t>
+            </w:r>
+            <w:r>
+              <w:rPr>
+                <w:sz w:val="17"/>
+              </w:rPr>
+              <w:t>ự</w:t>
+            </w:r>
+            <w:r>
+              <w:rPr>
+                <w:sz w:val="17"/>
+              </w:rPr>
+              <w:t>c khi gõ phím, t</w:t>
+            </w:r>
+            <w:r>
+              <w:rPr>
+                <w:sz w:val="17"/>
+              </w:rPr>
+              <w:t>ự</w:t>
+            </w:r>
+            <w:r>
+              <w:rPr>
+                <w:sz w:val="17"/>
+              </w:rPr>
+              <w:t xml:space="preserve"> đ</w:t>
+            </w:r>
+            <w:r>
+              <w:rPr>
+                <w:sz w:val="17"/>
+              </w:rPr>
+              <w:t>ộ</w:t>
+            </w:r>
+            <w:r>
+              <w:rPr>
+                <w:sz w:val="17"/>
+              </w:rPr>
+              <w:t>ng xóa tìm ki</w:t>
+            </w:r>
+            <w:r>
+              <w:rPr>
+                <w:sz w:val="17"/>
+              </w:rPr>
+              <w:t>ế</w:t>
+            </w:r>
+            <w:r>
+              <w:rPr>
+                <w:sz w:val="17"/>
+              </w:rPr>
+              <w:t>m.</w:t>
             </w:r>
           </w:p>
         </w:tc>
@@ -1706,15 +3411,24 @@
           <w:p>
             <w:pPr>
               <w:jc w:val="center"/>
-              <w:rPr>
-                <w:rFonts w:hint="eastAsia"/>
-              </w:rPr>
             </w:pPr>
             <w:r>
               <w:rPr>
                 <w:sz w:val="17"/>
               </w:rPr>
-              <w:t>Chờ [ ]</w:t>
+              <w:t>Ch</w:t>
+            </w:r>
+            <w:r>
+              <w:rPr>
+                <w:sz w:val="17"/>
+              </w:rPr>
+              <w:t>ờ</w:t>
+            </w:r>
+            <w:r>
+              <w:rPr>
+                <w:sz w:val="17"/>
+              </w:rPr>
+              <w:t xml:space="preserve"> [ ]</w:t>
             </w:r>
           </w:p>
         </w:tc>
@@ -1731,9 +3445,6 @@
           <w:p>
             <w:pPr>
               <w:jc w:val="center"/>
-              <w:rPr>
-                <w:rFonts w:hint="eastAsia"/>
-              </w:rPr>
             </w:pPr>
             <w:r>
               <w:rPr>
@@ -1749,16 +3460,35 @@
             <w:shd w:val="clear" w:color="auto" w:fill="FFFFFF"/>
           </w:tcPr>
           <w:p>
-            <w:pPr>
-              <w:rPr>
-                <w:rFonts w:hint="eastAsia"/>
-              </w:rPr>
-            </w:pPr>
-            <w:r>
-              <w:rPr>
-                <w:sz w:val="17"/>
-              </w:rPr>
-              <w:t>Dropdown Sắp Xếp Game (Multi-Sort)</w:t>
+            <w:r>
+              <w:rPr>
+                <w:sz w:val="17"/>
+              </w:rPr>
+              <w:t>Dropdown S</w:t>
+            </w:r>
+            <w:r>
+              <w:rPr>
+                <w:sz w:val="17"/>
+              </w:rPr>
+              <w:t>ắ</w:t>
+            </w:r>
+            <w:r>
+              <w:rPr>
+                <w:sz w:val="17"/>
+              </w:rPr>
+              <w:t>p X</w:t>
+            </w:r>
+            <w:r>
+              <w:rPr>
+                <w:sz w:val="17"/>
+              </w:rPr>
+              <w:t>ế</w:t>
+            </w:r>
+            <w:r>
+              <w:rPr>
+                <w:sz w:val="17"/>
+              </w:rPr>
+              <w:t>p Game (Multi-Sort)</w:t>
             </w:r>
           </w:p>
         </w:tc>
@@ -1768,11 +3498,6 @@
             <w:shd w:val="clear" w:color="auto" w:fill="FFFFFF"/>
           </w:tcPr>
           <w:p>
-            <w:pPr>
-              <w:rPr>
-                <w:rFonts w:hint="eastAsia"/>
-              </w:rPr>
-            </w:pPr>
             <w:r>
               <w:rPr>
                 <w:sz w:val="17"/>
@@ -1787,16 +3512,95 @@
             <w:shd w:val="clear" w:color="auto" w:fill="FFFFFF"/>
           </w:tcPr>
           <w:p>
-            <w:pPr>
-              <w:rPr>
-                <w:rFonts w:hint="eastAsia"/>
-              </w:rPr>
-            </w:pPr>
-            <w:r>
-              <w:rPr>
-                <w:sz w:val="17"/>
-              </w:rPr>
-              <w:t>Sắp xếp giá tăng dần, giá giảm dần, bán chạy nhất, tên A-Z.</w:t>
+            <w:r>
+              <w:rPr>
+                <w:sz w:val="17"/>
+              </w:rPr>
+              <w:t>S</w:t>
+            </w:r>
+            <w:r>
+              <w:rPr>
+                <w:sz w:val="17"/>
+              </w:rPr>
+              <w:t>ắ</w:t>
+            </w:r>
+            <w:r>
+              <w:rPr>
+                <w:sz w:val="17"/>
+              </w:rPr>
+              <w:t>p x</w:t>
+            </w:r>
+            <w:r>
+              <w:rPr>
+                <w:sz w:val="17"/>
+              </w:rPr>
+              <w:t>ế</w:t>
+            </w:r>
+            <w:r>
+              <w:rPr>
+                <w:sz w:val="17"/>
+              </w:rPr>
+              <w:t>p giá tăng d</w:t>
+            </w:r>
+            <w:r>
+              <w:rPr>
+                <w:sz w:val="17"/>
+              </w:rPr>
+              <w:t>ầ</w:t>
+            </w:r>
+            <w:r>
+              <w:rPr>
+                <w:sz w:val="17"/>
+              </w:rPr>
+              <w:t>n, giá gi</w:t>
+            </w:r>
+            <w:r>
+              <w:rPr>
+                <w:sz w:val="17"/>
+              </w:rPr>
+              <w:t>ả</w:t>
+            </w:r>
+            <w:r>
+              <w:rPr>
+                <w:sz w:val="17"/>
+              </w:rPr>
+              <w:t>m d</w:t>
+            </w:r>
+            <w:r>
+              <w:rPr>
+                <w:sz w:val="17"/>
+              </w:rPr>
+              <w:t>ầ</w:t>
+            </w:r>
+            <w:r>
+              <w:rPr>
+                <w:sz w:val="17"/>
+              </w:rPr>
+              <w:t>n, bán ch</w:t>
+            </w:r>
+            <w:r>
+              <w:rPr>
+                <w:sz w:val="17"/>
+              </w:rPr>
+              <w:t>ạ</w:t>
+            </w:r>
+            <w:r>
+              <w:rPr>
+                <w:sz w:val="17"/>
+              </w:rPr>
+              <w:t>y nh</w:t>
+            </w:r>
+            <w:r>
+              <w:rPr>
+                <w:sz w:val="17"/>
+              </w:rPr>
+              <w:t>ấ</w:t>
+            </w:r>
+            <w:r>
+              <w:rPr>
+                <w:sz w:val="17"/>
+              </w:rPr>
+              <w:t>t, tên A-Z.</w:t>
             </w:r>
           </w:p>
         </w:tc>
@@ -1808,15 +3612,24 @@
           <w:p>
             <w:pPr>
               <w:jc w:val="center"/>
-              <w:rPr>
-                <w:rFonts w:hint="eastAsia"/>
-              </w:rPr>
             </w:pPr>
             <w:r>
               <w:rPr>
                 <w:sz w:val="17"/>
               </w:rPr>
-              <w:t>Chờ [ ]</w:t>
+              <w:t>Ch</w:t>
+            </w:r>
+            <w:r>
+              <w:rPr>
+                <w:sz w:val="17"/>
+              </w:rPr>
+              <w:t>ờ</w:t>
+            </w:r>
+            <w:r>
+              <w:rPr>
+                <w:sz w:val="17"/>
+              </w:rPr>
+              <w:t xml:space="preserve"> [ ]</w:t>
             </w:r>
           </w:p>
         </w:tc>
@@ -1833,9 +3646,6 @@
           <w:p>
             <w:pPr>
               <w:jc w:val="center"/>
-              <w:rPr>
-                <w:rFonts w:hint="eastAsia"/>
-              </w:rPr>
             </w:pPr>
             <w:r>
               <w:rPr>
@@ -1851,16 +3661,35 @@
             <w:shd w:val="clear" w:color="auto" w:fill="F8FAFC"/>
           </w:tcPr>
           <w:p>
-            <w:pPr>
-              <w:rPr>
-                <w:rFonts w:hint="eastAsia"/>
-              </w:rPr>
-            </w:pPr>
-            <w:r>
-              <w:rPr>
-                <w:sz w:val="17"/>
-              </w:rPr>
-              <w:t>Cuộn Mượt Mà &amp; Nút Back-to-Top</w:t>
+            <w:r>
+              <w:rPr>
+                <w:sz w:val="17"/>
+              </w:rPr>
+              <w:t>Cu</w:t>
+            </w:r>
+            <w:r>
+              <w:rPr>
+                <w:sz w:val="17"/>
+              </w:rPr>
+              <w:t>ộ</w:t>
+            </w:r>
+            <w:r>
+              <w:rPr>
+                <w:sz w:val="17"/>
+              </w:rPr>
+              <w:t>n Mư</w:t>
+            </w:r>
+            <w:r>
+              <w:rPr>
+                <w:sz w:val="17"/>
+              </w:rPr>
+              <w:t>ợ</w:t>
+            </w:r>
+            <w:r>
+              <w:rPr>
+                <w:sz w:val="17"/>
+              </w:rPr>
+              <w:t>t Mà &amp; Nút Back-to-Top</w:t>
             </w:r>
           </w:p>
         </w:tc>
@@ -1870,11 +3699,6 @@
             <w:shd w:val="clear" w:color="auto" w:fill="F8FAFC"/>
           </w:tcPr>
           <w:p>
-            <w:pPr>
-              <w:rPr>
-                <w:rFonts w:hint="eastAsia"/>
-              </w:rPr>
-            </w:pPr>
             <w:r>
               <w:rPr>
                 <w:sz w:val="17"/>
@@ -1889,16 +3713,89 @@
             <w:shd w:val="clear" w:color="auto" w:fill="F8FAFC"/>
           </w:tcPr>
           <w:p>
-            <w:pPr>
-              <w:rPr>
-                <w:rFonts w:hint="eastAsia"/>
-              </w:rPr>
-            </w:pPr>
-            <w:r>
-              <w:rPr>
-                <w:sz w:val="17"/>
-              </w:rPr>
-              <w:t>Smooth scroll có bù trừ Header, nút cuộn lên đầu trang tự hiện khi cuộn quá 400px.</w:t>
+            <w:r>
+              <w:rPr>
+                <w:sz w:val="17"/>
+              </w:rPr>
+              <w:t xml:space="preserve">Smooth scroll có bù </w:t>
+            </w:r>
+            <w:r>
+              <w:rPr>
+                <w:sz w:val="17"/>
+              </w:rPr>
+              <w:t>tr</w:t>
+            </w:r>
+            <w:r>
+              <w:rPr>
+                <w:sz w:val="17"/>
+              </w:rPr>
+              <w:t>ừ</w:t>
+            </w:r>
+            <w:r>
+              <w:rPr>
+                <w:sz w:val="17"/>
+              </w:rPr>
+              <w:t xml:space="preserve"> Header, nút cu</w:t>
+            </w:r>
+            <w:r>
+              <w:rPr>
+                <w:sz w:val="17"/>
+              </w:rPr>
+              <w:t>ộ</w:t>
+            </w:r>
+            <w:r>
+              <w:rPr>
+                <w:sz w:val="17"/>
+              </w:rPr>
+              <w:t>n lên đ</w:t>
+            </w:r>
+            <w:r>
+              <w:rPr>
+                <w:sz w:val="17"/>
+              </w:rPr>
+              <w:t>ầ</w:t>
+            </w:r>
+            <w:r>
+              <w:rPr>
+                <w:sz w:val="17"/>
+              </w:rPr>
+              <w:t>u trang t</w:t>
+            </w:r>
+            <w:r>
+              <w:rPr>
+                <w:sz w:val="17"/>
+              </w:rPr>
+              <w:t>ự</w:t>
+            </w:r>
+            <w:r>
+              <w:rPr>
+                <w:sz w:val="17"/>
+              </w:rPr>
+              <w:t xml:space="preserve"> hi</w:t>
+            </w:r>
+            <w:r>
+              <w:rPr>
+                <w:sz w:val="17"/>
+              </w:rPr>
+              <w:t>ệ</w:t>
+            </w:r>
+            <w:r>
+              <w:rPr>
+                <w:sz w:val="17"/>
+              </w:rPr>
+              <w:t>n khi cu</w:t>
+            </w:r>
+            <w:r>
+              <w:rPr>
+                <w:sz w:val="17"/>
+              </w:rPr>
+              <w:t>ộ</w:t>
+            </w:r>
+            <w:r>
+              <w:rPr>
+                <w:sz w:val="17"/>
+              </w:rPr>
+              <w:t>n quá 400px.</w:t>
             </w:r>
           </w:p>
         </w:tc>
@@ -1910,15 +3807,24 @@
           <w:p>
             <w:pPr>
               <w:jc w:val="center"/>
-              <w:rPr>
-                <w:rFonts w:hint="eastAsia"/>
-              </w:rPr>
             </w:pPr>
             <w:r>
               <w:rPr>
                 <w:sz w:val="17"/>
               </w:rPr>
-              <w:t>Chờ [ ]</w:t>
+              <w:t>Ch</w:t>
+            </w:r>
+            <w:r>
+              <w:rPr>
+                <w:sz w:val="17"/>
+              </w:rPr>
+              <w:t>ờ</w:t>
+            </w:r>
+            <w:r>
+              <w:rPr>
+                <w:sz w:val="17"/>
+              </w:rPr>
+              <w:t xml:space="preserve"> [ ]</w:t>
             </w:r>
           </w:p>
         </w:tc>
@@ -1935,9 +3841,6 @@
           <w:p>
             <w:pPr>
               <w:jc w:val="center"/>
-              <w:rPr>
-                <w:rFonts w:hint="eastAsia"/>
-              </w:rPr>
             </w:pPr>
             <w:r>
               <w:rPr>
@@ -1953,16 +3856,59 @@
             <w:shd w:val="clear" w:color="auto" w:fill="FFFFFF"/>
           </w:tcPr>
           <w:p>
-            <w:pPr>
-              <w:rPr>
-                <w:rFonts w:hint="eastAsia"/>
-              </w:rPr>
-            </w:pPr>
-            <w:r>
-              <w:rPr>
-                <w:sz w:val="17"/>
-              </w:rPr>
-              <w:t>Đồng Hồ Đếm Ngược Flash Sale</w:t>
+            <w:r>
+              <w:rPr>
+                <w:sz w:val="17"/>
+              </w:rPr>
+              <w:t>Đ</w:t>
+            </w:r>
+            <w:r>
+              <w:rPr>
+                <w:sz w:val="17"/>
+              </w:rPr>
+              <w:t>ồ</w:t>
+            </w:r>
+            <w:r>
+              <w:rPr>
+                <w:sz w:val="17"/>
+              </w:rPr>
+              <w:t>ng H</w:t>
+            </w:r>
+            <w:r>
+              <w:rPr>
+                <w:sz w:val="17"/>
+              </w:rPr>
+              <w:t>ồ</w:t>
+            </w:r>
+            <w:r>
+              <w:rPr>
+                <w:sz w:val="17"/>
+              </w:rPr>
+              <w:t xml:space="preserve"> Đ</w:t>
+            </w:r>
+            <w:r>
+              <w:rPr>
+                <w:sz w:val="17"/>
+              </w:rPr>
+              <w:t>ế</w:t>
+            </w:r>
+            <w:r>
+              <w:rPr>
+                <w:sz w:val="17"/>
+              </w:rPr>
+              <w:t>m Ngư</w:t>
+            </w:r>
+            <w:r>
+              <w:rPr>
+                <w:sz w:val="17"/>
+              </w:rPr>
+              <w:t>ợ</w:t>
+            </w:r>
+            <w:r>
+              <w:rPr>
+                <w:sz w:val="17"/>
+              </w:rPr>
+              <w:t>c Flash Sale</w:t>
             </w:r>
           </w:p>
         </w:tc>
@@ -1972,11 +3918,6 @@
             <w:shd w:val="clear" w:color="auto" w:fill="FFFFFF"/>
           </w:tcPr>
           <w:p>
-            <w:pPr>
-              <w:rPr>
-                <w:rFonts w:hint="eastAsia"/>
-              </w:rPr>
-            </w:pPr>
             <w:r>
               <w:rPr>
                 <w:sz w:val="17"/>
@@ -1991,16 +3932,83 @@
             <w:shd w:val="clear" w:color="auto" w:fill="FFFFFF"/>
           </w:tcPr>
           <w:p>
-            <w:pPr>
-              <w:rPr>
-                <w:rFonts w:hint="eastAsia"/>
-              </w:rPr>
-            </w:pPr>
-            <w:r>
-              <w:rPr>
-                <w:sz w:val="17"/>
-              </w:rPr>
-              <w:t>Countdown Timer thời gian thực (Giờ : Phút : Giây) cho khu vực Giảm giá sốc hôm nay.</w:t>
+            <w:r>
+              <w:rPr>
+                <w:sz w:val="17"/>
+              </w:rPr>
+              <w:t>Countdown Timer th</w:t>
+            </w:r>
+            <w:r>
+              <w:rPr>
+                <w:sz w:val="17"/>
+              </w:rPr>
+              <w:t>ờ</w:t>
+            </w:r>
+            <w:r>
+              <w:rPr>
+                <w:sz w:val="17"/>
+              </w:rPr>
+              <w:t>i gian th</w:t>
+            </w:r>
+            <w:r>
+              <w:rPr>
+                <w:sz w:val="17"/>
+              </w:rPr>
+              <w:t>ự</w:t>
+            </w:r>
+            <w:r>
+              <w:rPr>
+                <w:sz w:val="17"/>
+              </w:rPr>
+              <w:t>c (Gi</w:t>
+            </w:r>
+            <w:r>
+              <w:rPr>
+                <w:sz w:val="17"/>
+              </w:rPr>
+              <w:t>ờ</w:t>
+            </w:r>
+            <w:r>
+              <w:rPr>
+                <w:sz w:val="17"/>
+              </w:rPr>
+              <w:t xml:space="preserve"> : Phút : Giây) cho khu v</w:t>
+            </w:r>
+            <w:r>
+              <w:rPr>
+                <w:sz w:val="17"/>
+              </w:rPr>
+              <w:t>ự</w:t>
+            </w:r>
+            <w:r>
+              <w:rPr>
+                <w:sz w:val="17"/>
+              </w:rPr>
+              <w:t>c Gi</w:t>
+            </w:r>
+            <w:r>
+              <w:rPr>
+                <w:sz w:val="17"/>
+              </w:rPr>
+              <w:t>ả</w:t>
+            </w:r>
+            <w:r>
+              <w:rPr>
+                <w:sz w:val="17"/>
+              </w:rPr>
+              <w:t>m giá s</w:t>
+            </w:r>
+            <w:r>
+              <w:rPr>
+                <w:sz w:val="17"/>
+              </w:rPr>
+              <w:t>ố</w:t>
+            </w:r>
+            <w:r>
+              <w:rPr>
+                <w:sz w:val="17"/>
+              </w:rPr>
+              <w:t>c hôm nay.</w:t>
             </w:r>
           </w:p>
         </w:tc>
@@ -2012,15 +4020,24 @@
           <w:p>
             <w:pPr>
               <w:jc w:val="center"/>
-              <w:rPr>
-                <w:rFonts w:hint="eastAsia"/>
-              </w:rPr>
             </w:pPr>
             <w:r>
               <w:rPr>
                 <w:sz w:val="17"/>
               </w:rPr>
-              <w:t>Chờ [ ]</w:t>
+              <w:t>Ch</w:t>
+            </w:r>
+            <w:r>
+              <w:rPr>
+                <w:sz w:val="17"/>
+              </w:rPr>
+              <w:t>ờ</w:t>
+            </w:r>
+            <w:r>
+              <w:rPr>
+                <w:sz w:val="17"/>
+              </w:rPr>
+              <w:t xml:space="preserve"> [ ]</w:t>
             </w:r>
           </w:p>
         </w:tc>
@@ -2029,9 +4046,6 @@
     <w:p>
       <w:pPr>
         <w:spacing w:after="240"/>
-        <w:rPr>
-          <w:rFonts w:hint="eastAsia"/>
-        </w:rPr>
       </w:pPr>
     </w:p>
     <w:p/>
@@ -2046,7 +4060,7 @@
 </file>
 
 <file path=word/numbering.xml><?xml version="1.0" encoding="utf-8"?>
-<w:numbering xmlns:wpc="http://schemas.microsoft.com/office/word/2010/wordprocessingCanvas" xmlns:cx="http://schemas.microsoft.com/office/drawing/2014/chartex" xmlns:cx1="http://schemas.microsoft.com/office/drawing/2015/9/8/chartex" xmlns:cx2="http://schemas.microsoft.com/office/drawing/2015/10/21/chartex" xmlns:cx3="http://schemas.microsoft.com/office/drawing/2016/5/9/chartex" xmlns:cx4="http://schemas.microsoft.com/office/drawing/2016/5/10/chartex" xmlns:cx5="http://schemas.microsoft.com/office/drawing/2016/5/11/chartex" xmlns:cx6="http://schemas.microsoft.com/office/drawing/2016/5/12/chartex" xmlns:cx7="http://schemas.microsoft.com/office/drawing/2016/5/13/chartex" xmlns:cx8="http://schemas.microsoft.com/office/drawing/2016/5/14/chartex" xmlns:mc="http://schemas.openxmlformats.org/markup-compatibility/2006" xmlns:aink="http://schemas.microsoft.com/office/drawing/2016/ink" xmlns:am3d="http://schemas.microsoft.com/office/drawing/2017/model3d" xmlns:o="urn:schemas-microsoft-com:office:office" xmlns:oel="http://schemas.microsoft.com/office/2019/extlst" xmlns:r="http://schemas.openxmlformats.org/officeDocument/2006/relationships" xmlns:m="http://schemas.openxmlformats.org/officeDocument/2006/math" xmlns:v="urn:schemas-microsoft-com:vml" xmlns:wp14="http://schemas.microsoft.com/office/word/2010/wordprocessingDrawing" xmlns:wp="http://schemas.openxmlformats.org/drawingml/2006/wordprocessingDrawing" xmlns:w10="urn:schemas-microsoft-com:office:word" xmlns:w="http://schemas.openxmlformats.org/wordprocessingml/2006/main" xmlns:w14="http://schemas.microsoft.com/office/word/2010/wordml" xmlns:w15="http://schemas.microsoft.com/office/word/2012/wordml" xmlns:w16cex="http://schemas.microsoft.com/office/word/2018/wordml/cex" xmlns:w16cid="http://schemas.microsoft.com/office/word/2016/wordml/cid" xmlns:w16="http://schemas.microsoft.com/office/word/2018/wordml" xmlns:w16du="http://schemas.microsoft.com/office/word/2023/wordml/word16du" xmlns:w16sdtdh="http://schemas.microsoft.com/office/word/2020/wordml/sdtdatahash" xmlns:w16sdtfl="http://schemas.microsoft.com/office/word/2024/wordml/sdtformatlock" xmlns:w16se="http://schemas.microsoft.com/office/word/2015/wordml/symex" xmlns:wpg="http://schemas.microsoft.com/office/word/2010/wordprocessingGroup" xmlns:wpi="http://schemas.microsoft.com/office/word/2010/wordprocessingInk" xmlns:wne="http://schemas.microsoft.com/office/word/2006/wordml" xmlns:wps="http://schemas.microsoft.com/office/word/2010/wordprocessingShape" mc:Ignorable="w14 w15 w16se w16cid w16 w16cex w16sdtdh w16sdtfl w16du wp14">
+<w:numbering xmlns:wpc="http://schemas.microsoft.com/office/word/2010/wordprocessingCanvas" xmlns:cx="http://schemas.microsoft.com/office/drawing/2014/chartex" xmlns:cx1="http://schemas.microsoft.com/office/drawing/2015/9/8/chartex" xmlns:cx2="http://schemas.microsoft.com/office/drawing/2015/10/21/chartex" xmlns:cx3="http://schemas.microsoft.com/office/drawing/2016/5/9/chartex" xmlns:cx4="http://schemas.microsoft.com/office/drawing/2016/5/10/chartex" xmlns:cx5="http://schemas.microsoft.com/office/drawing/2016/5/11/chartex" xmlns:cx6="http://schemas.microsoft.com/office/drawing/2016/5/12/chartex" xmlns:cx7="http://schemas.microsoft.com/office/drawing/2016/5/13/chartex" xmlns:cx8="http://schemas.microsoft.com/office/drawing/2016/5/14/chartex" xmlns:mc="http://schemas.openxmlformats.org/markup-compatibility/2006" xmlns:aink="http://schemas.microsoft.com/office/drawing/2016/ink" xmlns:am3d="http://schemas.microsoft.com/office/drawing/2017/model3d" xmlns:o="urn:schemas-microsoft-com:office:office" xmlns:r="http://schemas.openxmlformats.org/officeDocument/2006/relationships" xmlns:m="http://schemas.openxmlformats.org/officeDocument/2006/math" xmlns:v="urn:schemas-microsoft-com:vml" xmlns:wp14="http://schemas.microsoft.com/office/word/2010/wordprocessingDrawing" xmlns:wp="http://schemas.openxmlformats.org/drawingml/2006/wordprocessingDrawing" xmlns:w10="urn:schemas-microsoft-com:office:word" xmlns:w="http://schemas.openxmlformats.org/wordprocessingml/2006/main" xmlns:w14="http://schemas.microsoft.com/office/word/2010/wordml" xmlns:w15="http://schemas.microsoft.com/office/word/2012/wordml" xmlns:w16cex="http://schemas.microsoft.com/office/word/2018/wordml/cex" xmlns:w16cid="http://schemas.microsoft.com/office/word/2016/wordml/cid" xmlns:w16="http://schemas.microsoft.com/office/word/2018/wordml" xmlns:w16sdtdh="http://schemas.microsoft.com/office/word/2020/wordml/sdtdatahash" xmlns:w16se="http://schemas.microsoft.com/office/word/2015/wordml/symex" xmlns:wpg="http://schemas.microsoft.com/office/word/2010/wordprocessingGroup" xmlns:wpi="http://schemas.microsoft.com/office/word/2010/wordprocessingInk" xmlns:wne="http://schemas.microsoft.com/office/word/2006/wordml" xmlns:wps="http://schemas.microsoft.com/office/word/2010/wordprocessingShape" mc:Ignorable="w14 w15 w16se w16cid w16 w16cex w16sdtdh wp14">
   <w:abstractNum w:abstractNumId="0" w15:restartNumberingAfterBreak="0">
     <w:nsid w:val="FFFFFF7C"/>
     <w:multiLevelType w:val="singleLevel"/>
@@ -2218,38 +4232,38 @@
       </w:rPr>
     </w:lvl>
   </w:abstractNum>
-  <w:num w:numId="1" w16cid:durableId="221141033">
+  <w:num w:numId="1">
     <w:abstractNumId w:val="8"/>
   </w:num>
-  <w:num w:numId="2" w16cid:durableId="232856874">
+  <w:num w:numId="2">
     <w:abstractNumId w:val="6"/>
   </w:num>
-  <w:num w:numId="3" w16cid:durableId="502401375">
+  <w:num w:numId="3">
     <w:abstractNumId w:val="5"/>
   </w:num>
-  <w:num w:numId="4" w16cid:durableId="433132616">
+  <w:num w:numId="4">
     <w:abstractNumId w:val="4"/>
   </w:num>
-  <w:num w:numId="5" w16cid:durableId="192964967">
+  <w:num w:numId="5">
     <w:abstractNumId w:val="7"/>
   </w:num>
-  <w:num w:numId="6" w16cid:durableId="1180780046">
+  <w:num w:numId="6">
     <w:abstractNumId w:val="3"/>
   </w:num>
-  <w:num w:numId="7" w16cid:durableId="1078552651">
+  <w:num w:numId="7">
     <w:abstractNumId w:val="2"/>
   </w:num>
-  <w:num w:numId="8" w16cid:durableId="1593783754">
+  <w:num w:numId="8">
     <w:abstractNumId w:val="1"/>
   </w:num>
-  <w:num w:numId="9" w16cid:durableId="1450781346">
+  <w:num w:numId="9">
     <w:abstractNumId w:val="0"/>
   </w:num>
 </w:numbering>
 </file>
 
 <file path=word/styles.xml><?xml version="1.0" encoding="utf-8"?>
-<w:styles xmlns:mc="http://schemas.openxmlformats.org/markup-compatibility/2006" xmlns:r="http://schemas.openxmlformats.org/officeDocument/2006/relationships" xmlns:w="http://schemas.openxmlformats.org/wordprocessingml/2006/main" xmlns:w14="http://schemas.microsoft.com/office/word/2010/wordml" xmlns:w15="http://schemas.microsoft.com/office/word/2012/wordml" xmlns:w16cex="http://schemas.microsoft.com/office/word/2018/wordml/cex" xmlns:w16cid="http://schemas.microsoft.com/office/word/2016/wordml/cid" xmlns:w16="http://schemas.microsoft.com/office/word/2018/wordml" xmlns:w16du="http://schemas.microsoft.com/office/word/2023/wordml/word16du" xmlns:w16sdtdh="http://schemas.microsoft.com/office/word/2020/wordml/sdtdatahash" xmlns:w16sdtfl="http://schemas.microsoft.com/office/word/2024/wordml/sdtformatlock" xmlns:w16se="http://schemas.microsoft.com/office/word/2015/wordml/symex" mc:Ignorable="w14 w15 w16se w16cid w16 w16cex w16sdtdh w16sdtfl w16du">
+<w:styles xmlns:mc="http://schemas.openxmlformats.org/markup-compatibility/2006" xmlns:r="http://schemas.openxmlformats.org/officeDocument/2006/relationships" xmlns:w="http://schemas.openxmlformats.org/wordprocessingml/2006/main" xmlns:w14="http://schemas.microsoft.com/office/word/2010/wordml" xmlns:w15="http://schemas.microsoft.com/office/word/2012/wordml" xmlns:w16cex="http://schemas.microsoft.com/office/word/2018/wordml/cex" xmlns:w16cid="http://schemas.microsoft.com/office/word/2016/wordml/cid" xmlns:w16="http://schemas.microsoft.com/office/word/2018/wordml" xmlns:w16sdtdh="http://schemas.microsoft.com/office/word/2020/wordml/sdtdatahash" xmlns:w16se="http://schemas.microsoft.com/office/word/2015/wordml/symex" mc:Ignorable="w14 w15 w16se w16cid w16 w16cex w16sdtdh">
   <w:docDefaults>
     <w:rPrDefault>
       <w:rPr>
